--- a/Paper/FACEBLUR_paper.docx
+++ b/Paper/FACEBLUR_paper.docx
@@ -67,7 +67,31 @@
           <w:b/>
           <w:bCs/>
         </w:rPr>
-        <w:t xml:space="preserve">[ Your </w:t>
+        <w:t xml:space="preserve">[ </w:t>
+      </w:r>
+      <w:proofErr w:type="spellStart"/>
+      <w:r>
+        <w:rPr>
+          <w:rFonts w:hint="eastAsia"/>
+          <w:b/>
+          <w:bCs/>
+        </w:rPr>
+        <w:t>J</w:t>
+      </w:r>
+      <w:r>
+        <w:rPr>
+          <w:b/>
+          <w:bCs/>
+        </w:rPr>
+        <w:t>oontae</w:t>
+      </w:r>
+      <w:proofErr w:type="spellEnd"/>
+      <w:r>
+        <w:rPr>
+          <w:b/>
+          <w:bCs/>
+        </w:rPr>
+        <w:t xml:space="preserve"> </w:t>
       </w:r>
       <w:proofErr w:type="gramStart"/>
       <w:r>
@@ -75,7 +99,14 @@
           <w:b/>
           <w:bCs/>
         </w:rPr>
-        <w:t>name ]</w:t>
+        <w:t>Kim</w:t>
+      </w:r>
+      <w:r>
+        <w:rPr>
+          <w:b/>
+          <w:bCs/>
+        </w:rPr>
+        <w:t xml:space="preserve"> ]</w:t>
       </w:r>
       <w:proofErr w:type="gramEnd"/>
     </w:p>
@@ -119,7 +150,19 @@
         <w:rPr>
           <w:color w:val="5F5E5A"/>
         </w:rPr>
-        <w:t xml:space="preserve">[ Institution / Course / </w:t>
+        <w:t xml:space="preserve">[ </w:t>
+      </w:r>
+      <w:r>
+        <w:rPr>
+          <w:color w:val="5F5E5A"/>
+        </w:rPr>
+        <w:t>University of British Columbia</w:t>
+      </w:r>
+      <w:r>
+        <w:rPr>
+          <w:color w:val="5F5E5A"/>
+        </w:rPr>
+        <w:t xml:space="preserve"> / Course / </w:t>
       </w:r>
       <w:proofErr w:type="gramStart"/>
       <w:r>
@@ -2123,7 +2166,13 @@
         <w:t>FACEBLUR</w:t>
       </w:r>
       <w:r>
-        <w:t>, targets a single generalized head detector for these extreme environments, produced by fine-tuning a single-class head detector on frames drawn from the author's own footage and combining it at runtime with a face detector and an optional geometric head-estimation pass. The system introduces edge-strip inference to recover heads cut off at frame boundaries, a person-to-head estimation pathway used both to bootstrap labels and as a runtime fallback, and a disciplined, clip-level data pipeline designed to eliminate train/validation leakage. To check that the one model generalizes across very different-looking material, evaluation reports two visually distinct reference sources — first-person helmet-camera video and top-view crowd footage — separately, as a diagnostic rather than as domains to be served independently. This paper documents the motivation, method, and evaluation methodology, and provides a scaffold for the quantitative performance comparison, which is to be completed.</w:t>
+        <w:t xml:space="preserve">, targets a single generalized head detector for these extreme environments, produced by fine-tuning a single-class head detector on </w:t>
+      </w:r>
+      <w:r>
+        <w:t xml:space="preserve">proprietary target-environment footage </w:t>
+      </w:r>
+      <w:r>
+        <w:t>and combining it at runtime with a face detector and an optional geometric head-estimation pass. The system introduces edge-strip inference to recover heads cut off at frame boundaries, a person-to-head estimation pathway used both to bootstrap labels and as a runtime fallback, and a disciplined, clip-level data pipeline designed to eliminate train/validation leakage. To check that the one model generalizes across very different-looking material, evaluation reports two visually distinct reference sources — first-person helmet-camera video and top-view crowd footage — separately, as a diagnostic rather than as domains to be served independently. This paper documents the motivation, method, and evaluation methodology, and reports a quantitative comparison against a public head-detection baseline.</w:t>
       </w:r>
     </w:p>
     <w:p>
@@ -2782,7 +2831,7 @@
         </w:rPr>
         <w:drawing>
           <wp:inline distT="0" distB="0" distL="0" distR="0">
-            <wp:extent cx="5852160" cy="1755648"/>
+            <wp:extent cx="5830784" cy="2083480"/>
             <wp:effectExtent l="0" t="0" r="0" b="0"/>
             <wp:docPr id="1" name="그림 1"/>
             <wp:cNvGraphicFramePr>
@@ -2807,7 +2856,7 @@
                   <pic:spPr bwMode="auto">
                     <a:xfrm>
                       <a:off x="0" y="0"/>
-                      <a:ext cx="5852160" cy="1755648"/>
+                      <a:ext cx="5910537" cy="2111978"/>
                     </a:xfrm>
                     <a:prstGeom prst="rect">
                       <a:avLst/>
@@ -3216,9 +3265,7 @@
         </w:rPr>
         <w:t>5.3 Training configuration</w:t>
       </w:r>
-      <w:bookmarkStart w:id="21" w:name="_GoBack"/>
       <w:bookmarkEnd w:id="20"/>
-      <w:bookmarkEnd w:id="21"/>
     </w:p>
     <w:p>
       <w:pPr>
@@ -3230,15 +3277,13 @@
         <w:spacing w:after="80" w:line="290" w:lineRule="auto"/>
       </w:pPr>
       <w:r>
-        <w:t>Base architecture: YOLO11 (</w:t>
-      </w:r>
-      <w:proofErr w:type="spellStart"/>
-      <w:r>
-        <w:t>nano</w:t>
-      </w:r>
-      <w:proofErr w:type="spellEnd"/>
-      <w:r>
-        <w:t xml:space="preserve"> / small / medium compared).</w:t>
+        <w:rPr>
+          <w:b/>
+        </w:rPr>
+        <w:t xml:space="preserve">Base architecture: </w:t>
+      </w:r>
+      <w:r>
+        <w:t>YOLO11 nano, small, and medium, each fine-tuned from COCO-pretrained weights (yolo11n/s/m.pt) and compared. The three sizes were trained back-to-back under identical settings (train_all.py) so that model size is the only variable.</w:t>
       </w:r>
     </w:p>
     <w:p>
@@ -3251,7 +3296,13 @@
         <w:spacing w:after="80" w:line="290" w:lineRule="auto"/>
       </w:pPr>
       <w:r>
-        <w:t>Training image size: matched to the deployment head-inference resolution.</w:t>
+        <w:rPr>
+          <w:b/>
+        </w:rPr>
+        <w:t xml:space="preserve">Image size: </w:t>
+      </w:r>
+      <w:r>
+        <w:t>960, matched to the deployment head-inference resolution (HEAD_INFER_IMGSZ = 960); each trained model was also evaluated at 960.</w:t>
       </w:r>
     </w:p>
     <w:p>
@@ -3264,7 +3315,13 @@
         <w:spacing w:after="80" w:line="290" w:lineRule="auto"/>
       </w:pPr>
       <w:r>
-        <w:t>Data split: clip-level, leakage-verified.</w:t>
+        <w:rPr>
+          <w:b/>
+        </w:rPr>
+        <w:t xml:space="preserve">Schedule and batch: </w:t>
+      </w:r>
+      <w:r>
+        <w:t>up to 300 epochs with early stopping (patience 60); the peak-validation checkpoint (best.pt) was retained rather than the final epoch. Batch was auto-sized (−1) to available VRAM, fitting in real memory on the 12 GB card without spill.</w:t>
       </w:r>
     </w:p>
     <w:p>
@@ -3277,7 +3334,1577 @@
         <w:spacing w:after="80" w:line="290" w:lineRule="auto"/>
       </w:pPr>
       <w:r>
-        <w:t>Augmentation: default mosaic, flips, and HSV, with mosaic disabled in the final epochs.</w:t>
+        <w:rPr>
+          <w:b/>
+        </w:rPr>
+        <w:t xml:space="preserve">Optimization and augmentation: </w:t>
+      </w:r>
+      <w:r>
+        <w:t>cosine learning-rate decay (cos_lr) with ultralytics' default auto-selected optimizer and base learning rate; fixed seed 0 in deterministic mode for reproducibility. Default augmentation (mosaic, horizontal flips, HSV jitter) was used, with mosaic disabled for the final 15 epochs (close_mosaic = 15).</w:t>
+      </w:r>
+    </w:p>
+    <w:p>
+      <w:pPr>
+        <w:spacing w:after="140" w:line="300" w:lineRule="auto"/>
+        <w:jc w:val="both"/>
+      </w:pPr>
+      <w:r>
+        <w:t xml:space="preserve">Training ran on a single NVIDIA GeForce RTX 3060 (12 GB) under CUDA. The data split was clip-level and leakage-verified (Section 4.5). Because the labeled dataset is small, the epoch ceiling is not the operative control: best.pt captures the validation peak and is the checkpoint carried into the evaluation of Section </w:t>
+      </w:r>
+      <w:r>
+        <w:lastRenderedPageBreak/>
+        <w:t>6.</w:t>
+      </w:r>
+    </w:p>
+    <w:p>
+      <w:pPr>
+        <w:pStyle w:val="1"/>
+        <w:spacing w:before="320" w:after="140"/>
+      </w:pPr>
+      <w:bookmarkStart w:id="21" w:name="_Toc234339623"/>
+      <w:r>
+        <w:rPr>
+          <w:b/>
+          <w:bCs/>
+          <w:color w:val="1F3A5F"/>
+          <w:sz w:val="30"/>
+          <w:szCs w:val="30"/>
+        </w:rPr>
+        <w:t>6. Performance Comparison</w:t>
+      </w:r>
+      <w:bookmarkEnd w:id="21"/>
+    </w:p>
+    <w:p>
+      <w:pPr>
+        <w:spacing w:after="140" w:line="300" w:lineRule="auto"/>
+        <w:jc w:val="both"/>
+      </w:pPr>
+      <w:r>
+        <w:t>This section compares the fine-tuned FACEBLUR head models against a public head detector on the held-aside test set: 306 frames and 494 labeled heads drawn from four clips that were never labeled or trained on. All models are evaluated identically — operating confidence 0.25, inference size 960, and a match threshold of IoU 0.5 — with recall as the headline metric. The public baseline is SCUT-HEAD (a YOLOv8 head detector trained on classroom and web-crowd imagery), included in nano and medium sizes; because it was trained on a different distribution and never on the target footage, it is a fair, un-tunable off-the-shelf reference.</w:t>
+      </w:r>
+    </w:p>
+    <w:tbl>
+      <w:tblPr>
+        <w:tblW w:w="0" w:type="auto"/>
+        <w:jc w:val="center"/>
+        <w:tblLook w:val="04A0" w:firstRow="1" w:lastRow="0" w:firstColumn="1" w:lastColumn="0" w:noHBand="0" w:noVBand="1"/>
+      </w:tblPr>
+      <w:tblGrid>
+        <w:gridCol w:w="1560"/>
+        <w:gridCol w:w="1560"/>
+        <w:gridCol w:w="1560"/>
+        <w:gridCol w:w="1560"/>
+        <w:gridCol w:w="1560"/>
+        <w:gridCol w:w="1560"/>
+      </w:tblGrid>
+      <w:tr>
+        <w:trPr>
+          <w:jc w:val="center"/>
+        </w:trPr>
+        <w:tc>
+          <w:tcPr>
+            <w:tcW w:w="1560" w:type="dxa"/>
+            <w:shd w:val="clear" w:color="auto" w:fill="1F3A5F"/>
+          </w:tcPr>
+          <w:p>
+            <w:r>
+              <w:rPr>
+                <w:b/>
+                <w:color w:val="FFFFFF"/>
+                <w:sz w:val="20"/>
+              </w:rPr>
+              <w:t>Model</w:t>
+            </w:r>
+          </w:p>
+        </w:tc>
+        <w:tc>
+          <w:tcPr>
+            <w:tcW w:w="1560" w:type="dxa"/>
+            <w:shd w:val="clear" w:color="auto" w:fill="1F3A5F"/>
+          </w:tcPr>
+          <w:p>
+            <w:r>
+              <w:rPr>
+                <w:b/>
+                <w:color w:val="FFFFFF"/>
+                <w:sz w:val="20"/>
+              </w:rPr>
+              <w:t>Recall</w:t>
+            </w:r>
+          </w:p>
+        </w:tc>
+        <w:tc>
+          <w:tcPr>
+            <w:tcW w:w="1560" w:type="dxa"/>
+            <w:shd w:val="clear" w:color="auto" w:fill="1F3A5F"/>
+          </w:tcPr>
+          <w:p>
+            <w:r>
+              <w:rPr>
+                <w:b/>
+                <w:color w:val="FFFFFF"/>
+                <w:sz w:val="20"/>
+              </w:rPr>
+              <w:t>Precision</w:t>
+            </w:r>
+          </w:p>
+        </w:tc>
+        <w:tc>
+          <w:tcPr>
+            <w:tcW w:w="1560" w:type="dxa"/>
+            <w:shd w:val="clear" w:color="auto" w:fill="1F3A5F"/>
+          </w:tcPr>
+          <w:p>
+            <w:r>
+              <w:rPr>
+                <w:b/>
+                <w:color w:val="FFFFFF"/>
+                <w:sz w:val="20"/>
+              </w:rPr>
+              <w:t>F1</w:t>
+            </w:r>
+          </w:p>
+        </w:tc>
+        <w:tc>
+          <w:tcPr>
+            <w:tcW w:w="1560" w:type="dxa"/>
+            <w:shd w:val="clear" w:color="auto" w:fill="1F3A5F"/>
+          </w:tcPr>
+          <w:p>
+            <w:r>
+              <w:rPr>
+                <w:b/>
+                <w:color w:val="FFFFFF"/>
+                <w:sz w:val="20"/>
+              </w:rPr>
+              <w:t>mAP@0.5</w:t>
+            </w:r>
+          </w:p>
+        </w:tc>
+        <w:tc>
+          <w:tcPr>
+            <w:tcW w:w="1560" w:type="dxa"/>
+            <w:shd w:val="clear" w:color="auto" w:fill="1F3A5F"/>
+          </w:tcPr>
+          <w:p>
+            <w:r>
+              <w:rPr>
+                <w:b/>
+                <w:color w:val="FFFFFF"/>
+                <w:sz w:val="20"/>
+              </w:rPr>
+              <w:t>mAP@0.5:0.95</w:t>
+            </w:r>
+          </w:p>
+        </w:tc>
+      </w:tr>
+      <w:tr>
+        <w:trPr>
+          <w:jc w:val="center"/>
+        </w:trPr>
+        <w:tc>
+          <w:tcPr>
+            <w:tcW w:w="1560" w:type="dxa"/>
+          </w:tcPr>
+          <w:p>
+            <w:r>
+              <w:rPr>
+                <w:sz w:val="20"/>
+              </w:rPr>
+              <w:t>head_n</w:t>
+            </w:r>
+          </w:p>
+        </w:tc>
+        <w:tc>
+          <w:tcPr>
+            <w:tcW w:w="1560" w:type="dxa"/>
+          </w:tcPr>
+          <w:p>
+            <w:r>
+              <w:rPr>
+                <w:sz w:val="20"/>
+              </w:rPr>
+              <w:t>0.737</w:t>
+            </w:r>
+          </w:p>
+        </w:tc>
+        <w:tc>
+          <w:tcPr>
+            <w:tcW w:w="1560" w:type="dxa"/>
+          </w:tcPr>
+          <w:p>
+            <w:r>
+              <w:rPr>
+                <w:sz w:val="20"/>
+              </w:rPr>
+              <w:t>0.943</w:t>
+            </w:r>
+          </w:p>
+        </w:tc>
+        <w:tc>
+          <w:tcPr>
+            <w:tcW w:w="1560" w:type="dxa"/>
+          </w:tcPr>
+          <w:p>
+            <w:r>
+              <w:rPr>
+                <w:sz w:val="20"/>
+              </w:rPr>
+              <w:t>0.827</w:t>
+            </w:r>
+          </w:p>
+        </w:tc>
+        <w:tc>
+          <w:tcPr>
+            <w:tcW w:w="1560" w:type="dxa"/>
+          </w:tcPr>
+          <w:p>
+            <w:r>
+              <w:rPr>
+                <w:sz w:val="20"/>
+              </w:rPr>
+              <w:t>0.816</w:t>
+            </w:r>
+          </w:p>
+        </w:tc>
+        <w:tc>
+          <w:tcPr>
+            <w:tcW w:w="1560" w:type="dxa"/>
+          </w:tcPr>
+          <w:p>
+            <w:r>
+              <w:rPr>
+                <w:sz w:val="20"/>
+              </w:rPr>
+              <w:t>0.527</w:t>
+            </w:r>
+          </w:p>
+        </w:tc>
+      </w:tr>
+      <w:tr>
+        <w:trPr>
+          <w:jc w:val="center"/>
+        </w:trPr>
+        <w:tc>
+          <w:tcPr>
+            <w:tcW w:w="1560" w:type="dxa"/>
+            <w:shd w:val="clear" w:color="auto" w:fill="EAF1F7"/>
+          </w:tcPr>
+          <w:p>
+            <w:r>
+              <w:rPr>
+                <w:sz w:val="20"/>
+              </w:rPr>
+              <w:t>head_s</w:t>
+            </w:r>
+          </w:p>
+        </w:tc>
+        <w:tc>
+          <w:tcPr>
+            <w:tcW w:w="1560" w:type="dxa"/>
+            <w:shd w:val="clear" w:color="auto" w:fill="EAF1F7"/>
+          </w:tcPr>
+          <w:p>
+            <w:r>
+              <w:rPr>
+                <w:b/>
+                <w:sz w:val="20"/>
+              </w:rPr>
+              <w:t>0.759</w:t>
+            </w:r>
+          </w:p>
+        </w:tc>
+        <w:tc>
+          <w:tcPr>
+            <w:tcW w:w="1560" w:type="dxa"/>
+            <w:shd w:val="clear" w:color="auto" w:fill="EAF1F7"/>
+          </w:tcPr>
+          <w:p>
+            <w:r>
+              <w:rPr>
+                <w:sz w:val="20"/>
+              </w:rPr>
+              <w:t>0.878</w:t>
+            </w:r>
+          </w:p>
+        </w:tc>
+        <w:tc>
+          <w:tcPr>
+            <w:tcW w:w="1560" w:type="dxa"/>
+            <w:shd w:val="clear" w:color="auto" w:fill="EAF1F7"/>
+          </w:tcPr>
+          <w:p>
+            <w:r>
+              <w:rPr>
+                <w:sz w:val="20"/>
+              </w:rPr>
+              <w:t>0.814</w:t>
+            </w:r>
+          </w:p>
+        </w:tc>
+        <w:tc>
+          <w:tcPr>
+            <w:tcW w:w="1560" w:type="dxa"/>
+            <w:shd w:val="clear" w:color="auto" w:fill="EAF1F7"/>
+          </w:tcPr>
+          <w:p>
+            <w:r>
+              <w:rPr>
+                <w:sz w:val="20"/>
+              </w:rPr>
+              <w:t>0.813</w:t>
+            </w:r>
+          </w:p>
+        </w:tc>
+        <w:tc>
+          <w:tcPr>
+            <w:tcW w:w="1560" w:type="dxa"/>
+            <w:shd w:val="clear" w:color="auto" w:fill="EAF1F7"/>
+          </w:tcPr>
+          <w:p>
+            <w:r>
+              <w:rPr>
+                <w:sz w:val="20"/>
+              </w:rPr>
+              <w:t>0.510</w:t>
+            </w:r>
+          </w:p>
+        </w:tc>
+      </w:tr>
+      <w:tr>
+        <w:trPr>
+          <w:jc w:val="center"/>
+        </w:trPr>
+        <w:tc>
+          <w:tcPr>
+            <w:tcW w:w="1560" w:type="dxa"/>
+          </w:tcPr>
+          <w:p>
+            <w:r>
+              <w:rPr>
+                <w:sz w:val="20"/>
+              </w:rPr>
+              <w:t>head_m</w:t>
+            </w:r>
+          </w:p>
+        </w:tc>
+        <w:tc>
+          <w:tcPr>
+            <w:tcW w:w="1560" w:type="dxa"/>
+          </w:tcPr>
+          <w:p>
+            <w:r>
+              <w:rPr>
+                <w:sz w:val="20"/>
+              </w:rPr>
+              <w:t>0.723</w:t>
+            </w:r>
+          </w:p>
+        </w:tc>
+        <w:tc>
+          <w:tcPr>
+            <w:tcW w:w="1560" w:type="dxa"/>
+          </w:tcPr>
+          <w:p>
+            <w:r>
+              <w:rPr>
+                <w:sz w:val="20"/>
+              </w:rPr>
+              <w:t>0.953</w:t>
+            </w:r>
+          </w:p>
+        </w:tc>
+        <w:tc>
+          <w:tcPr>
+            <w:tcW w:w="1560" w:type="dxa"/>
+          </w:tcPr>
+          <w:p>
+            <w:r>
+              <w:rPr>
+                <w:sz w:val="20"/>
+              </w:rPr>
+              <w:t>0.822</w:t>
+            </w:r>
+          </w:p>
+        </w:tc>
+        <w:tc>
+          <w:tcPr>
+            <w:tcW w:w="1560" w:type="dxa"/>
+          </w:tcPr>
+          <w:p>
+            <w:r>
+              <w:rPr>
+                <w:sz w:val="20"/>
+              </w:rPr>
+              <w:t>0.801</w:t>
+            </w:r>
+          </w:p>
+        </w:tc>
+        <w:tc>
+          <w:tcPr>
+            <w:tcW w:w="1560" w:type="dxa"/>
+          </w:tcPr>
+          <w:p>
+            <w:r>
+              <w:rPr>
+                <w:sz w:val="20"/>
+              </w:rPr>
+              <w:t>0.528</w:t>
+            </w:r>
+          </w:p>
+        </w:tc>
+      </w:tr>
+      <w:tr>
+        <w:trPr>
+          <w:jc w:val="center"/>
+        </w:trPr>
+        <w:tc>
+          <w:tcPr>
+            <w:tcW w:w="1560" w:type="dxa"/>
+            <w:shd w:val="clear" w:color="auto" w:fill="F1EFE8"/>
+          </w:tcPr>
+          <w:p>
+            <w:r>
+              <w:rPr>
+                <w:sz w:val="20"/>
+              </w:rPr>
+              <w:t>SCUT-HEAD nano</w:t>
+            </w:r>
+          </w:p>
+        </w:tc>
+        <w:tc>
+          <w:tcPr>
+            <w:tcW w:w="1560" w:type="dxa"/>
+            <w:shd w:val="clear" w:color="auto" w:fill="F1EFE8"/>
+          </w:tcPr>
+          <w:p>
+            <w:r>
+              <w:rPr>
+                <w:sz w:val="20"/>
+              </w:rPr>
+              <w:t>0.381</w:t>
+            </w:r>
+          </w:p>
+        </w:tc>
+        <w:tc>
+          <w:tcPr>
+            <w:tcW w:w="1560" w:type="dxa"/>
+            <w:shd w:val="clear" w:color="auto" w:fill="F1EFE8"/>
+          </w:tcPr>
+          <w:p>
+            <w:r>
+              <w:rPr>
+                <w:sz w:val="20"/>
+              </w:rPr>
+              <w:t>0.752</w:t>
+            </w:r>
+          </w:p>
+        </w:tc>
+        <w:tc>
+          <w:tcPr>
+            <w:tcW w:w="1560" w:type="dxa"/>
+            <w:shd w:val="clear" w:color="auto" w:fill="F1EFE8"/>
+          </w:tcPr>
+          <w:p>
+            <w:r>
+              <w:rPr>
+                <w:sz w:val="20"/>
+              </w:rPr>
+              <w:t>0.505</w:t>
+            </w:r>
+          </w:p>
+        </w:tc>
+        <w:tc>
+          <w:tcPr>
+            <w:tcW w:w="1560" w:type="dxa"/>
+            <w:shd w:val="clear" w:color="auto" w:fill="F1EFE8"/>
+          </w:tcPr>
+          <w:p>
+            <w:r>
+              <w:rPr>
+                <w:sz w:val="20"/>
+              </w:rPr>
+              <w:t>0.432</w:t>
+            </w:r>
+          </w:p>
+        </w:tc>
+        <w:tc>
+          <w:tcPr>
+            <w:tcW w:w="1560" w:type="dxa"/>
+            <w:shd w:val="clear" w:color="auto" w:fill="F1EFE8"/>
+          </w:tcPr>
+          <w:p>
+            <w:r>
+              <w:rPr>
+                <w:sz w:val="20"/>
+              </w:rPr>
+              <w:t>0.250</w:t>
+            </w:r>
+          </w:p>
+        </w:tc>
+      </w:tr>
+      <w:tr>
+        <w:trPr>
+          <w:jc w:val="center"/>
+        </w:trPr>
+        <w:tc>
+          <w:tcPr>
+            <w:tcW w:w="1560" w:type="dxa"/>
+            <w:shd w:val="clear" w:color="auto" w:fill="F1EFE8"/>
+          </w:tcPr>
+          <w:p>
+            <w:r>
+              <w:rPr>
+                <w:sz w:val="20"/>
+              </w:rPr>
+              <w:t>SCUT-HEAD medium</w:t>
+            </w:r>
+          </w:p>
+        </w:tc>
+        <w:tc>
+          <w:tcPr>
+            <w:tcW w:w="1560" w:type="dxa"/>
+            <w:shd w:val="clear" w:color="auto" w:fill="F1EFE8"/>
+          </w:tcPr>
+          <w:p>
+            <w:r>
+              <w:rPr>
+                <w:sz w:val="20"/>
+              </w:rPr>
+              <w:t>0.415</w:t>
+            </w:r>
+          </w:p>
+        </w:tc>
+        <w:tc>
+          <w:tcPr>
+            <w:tcW w:w="1560" w:type="dxa"/>
+            <w:shd w:val="clear" w:color="auto" w:fill="F1EFE8"/>
+          </w:tcPr>
+          <w:p>
+            <w:r>
+              <w:rPr>
+                <w:sz w:val="20"/>
+              </w:rPr>
+              <w:t>0.664</w:t>
+            </w:r>
+          </w:p>
+        </w:tc>
+        <w:tc>
+          <w:tcPr>
+            <w:tcW w:w="1560" w:type="dxa"/>
+            <w:shd w:val="clear" w:color="auto" w:fill="F1EFE8"/>
+          </w:tcPr>
+          <w:p>
+            <w:r>
+              <w:rPr>
+                <w:sz w:val="20"/>
+              </w:rPr>
+              <w:t>0.511</w:t>
+            </w:r>
+          </w:p>
+        </w:tc>
+        <w:tc>
+          <w:tcPr>
+            <w:tcW w:w="1560" w:type="dxa"/>
+            <w:shd w:val="clear" w:color="auto" w:fill="F1EFE8"/>
+          </w:tcPr>
+          <w:p>
+            <w:r>
+              <w:rPr>
+                <w:sz w:val="20"/>
+              </w:rPr>
+              <w:t>0.452</w:t>
+            </w:r>
+          </w:p>
+        </w:tc>
+        <w:tc>
+          <w:tcPr>
+            <w:tcW w:w="1560" w:type="dxa"/>
+            <w:shd w:val="clear" w:color="auto" w:fill="F1EFE8"/>
+          </w:tcPr>
+          <w:p>
+            <w:r>
+              <w:rPr>
+                <w:sz w:val="20"/>
+              </w:rPr>
+              <w:t>0.260</w:t>
+            </w:r>
+          </w:p>
+        </w:tc>
+      </w:tr>
+    </w:tbl>
+    <w:p>
+      <w:pPr>
+        <w:jc w:val="center"/>
+      </w:pPr>
+      <w:r>
+        <w:rPr>
+          <w:b/>
+          <w:color w:val="5F5E5A"/>
+          <w:sz w:val="18"/>
+        </w:rPr>
+        <w:t xml:space="preserve">Table 1. </w:t>
+      </w:r>
+      <w:r>
+        <w:rPr>
+          <w:i/>
+          <w:color w:val="5F5E5A"/>
+          <w:sz w:val="18"/>
+        </w:rPr>
+        <w:t>Per-model results on the held-aside test set (306 frames, 494 heads, 4 clips). Recall at operating confidence 0.25, imgsz 960, IoU 0.5. Best recall in bold; public baseline rows shaded.</w:t>
+      </w:r>
+    </w:p>
+    <w:p>
+      <w:pPr>
+        <w:spacing w:before="160" w:after="40"/>
+        <w:jc w:val="center"/>
+      </w:pPr>
+      <w:r>
+        <w:rPr>
+          <w:noProof/>
+        </w:rPr>
+        <w:drawing>
+          <wp:inline distT="0" distB="0" distL="0" distR="0">
+            <wp:extent cx="5394960" cy="2887443"/>
+            <wp:effectExtent l="0" t="0" r="0" b="0"/>
+            <wp:docPr id="2" name="Picture 2"/>
+            <wp:cNvGraphicFramePr>
+              <a:graphicFrameLocks xmlns:a="http://schemas.openxmlformats.org/drawingml/2006/main" noChangeAspect="1"/>
+            </wp:cNvGraphicFramePr>
+            <a:graphic xmlns:a="http://schemas.openxmlformats.org/drawingml/2006/main">
+              <a:graphicData uri="http://schemas.openxmlformats.org/drawingml/2006/picture">
+                <pic:pic xmlns:pic="http://schemas.openxmlformats.org/drawingml/2006/picture">
+                  <pic:nvPicPr>
+                    <pic:cNvPr id="0" name="fig_recall.png"/>
+                    <pic:cNvPicPr/>
+                  </pic:nvPicPr>
+                  <pic:blipFill>
+                    <a:blip r:embed="rId8"/>
+                    <a:stretch>
+                      <a:fillRect/>
+                    </a:stretch>
+                  </pic:blipFill>
+                  <pic:spPr>
+                    <a:xfrm>
+                      <a:off x="0" y="0"/>
+                      <a:ext cx="5394960" cy="2887443"/>
+                    </a:xfrm>
+                    <a:prstGeom prst="rect">
+                      <a:avLst/>
+                    </a:prstGeom>
+                  </pic:spPr>
+                </pic:pic>
+              </a:graphicData>
+            </a:graphic>
+          </wp:inline>
+        </w:drawing>
+      </w:r>
+    </w:p>
+    <w:p>
+      <w:pPr>
+        <w:spacing w:after="200"/>
+        <w:jc w:val="center"/>
+      </w:pPr>
+      <w:r>
+        <w:rPr>
+          <w:b/>
+          <w:color w:val="5F5E5A"/>
+          <w:sz w:val="18"/>
+        </w:rPr>
+        <w:t xml:space="preserve">Figure 2. </w:t>
+      </w:r>
+      <w:r>
+        <w:rPr>
+          <w:i/>
+          <w:color w:val="5F5E5A"/>
+          <w:sz w:val="18"/>
+        </w:rPr>
+        <w:t>Recall on the held-aside test set. The three fine-tuned models cluster at 0.72–0.76; the public SCUT-HEAD detector reaches only 0.38–0.41 — roughly half — despite the same evaluation settings, because it was never trained on the target footage.</w:t>
+      </w:r>
+    </w:p>
+    <w:p>
+      <w:pPr>
+        <w:spacing w:after="120"/>
+      </w:pPr>
+    </w:p>
+    <w:p>
+      <w:pPr>
+        <w:pStyle w:val="2"/>
+        <w:spacing w:before="220" w:after="100"/>
+      </w:pPr>
+      <w:bookmarkStart w:id="22" w:name="_Toc234339624"/>
+      <w:r>
+        <w:rPr>
+          <w:b/>
+          <w:bCs/>
+          <w:color w:val="2C2C2A"/>
+          <w:sz w:val="25"/>
+          <w:szCs w:val="25"/>
+        </w:rPr>
+        <w:t>6.1 Failure-mode breakdown</w:t>
+      </w:r>
+      <w:bookmarkEnd w:id="22"/>
+    </w:p>
+    <w:p>
+      <w:pPr>
+        <w:spacing w:after="140" w:line="300" w:lineRule="auto"/>
+        <w:jc w:val="both"/>
+      </w:pPr>
+      <w:r>
+        <w:t xml:space="preserve">Across the 494 test heads the fine-tuned models miss roughly one in four (recall 0.72–0.76). The misses </w:t>
+      </w:r>
+      <w:r>
+        <w:lastRenderedPageBreak/>
+        <w:t>are not uniform: inspection of the saved failure frames shows they concentrate on small, top-view heads and on heavily obscured heads (full helmets, masks, rifle-stock occlusion) — the conditions most under-represented in training — while front-facing and mid-distance heads are detected reliably. The public baseline fails far more broadly, missing the majority of heads across all conditions rather than only the hard ones.</w:t>
+      </w:r>
+    </w:p>
+    <w:p>
+      <w:pPr>
+        <w:pStyle w:val="2"/>
+        <w:spacing w:before="220" w:after="100"/>
+      </w:pPr>
+      <w:bookmarkStart w:id="23" w:name="_Toc234339625"/>
+      <w:r>
+        <w:rPr>
+          <w:b/>
+          <w:bCs/>
+          <w:color w:val="2C2C2A"/>
+          <w:sz w:val="25"/>
+          <w:szCs w:val="25"/>
+        </w:rPr>
+        <w:t>6.2 Qualitative comparison</w:t>
+      </w:r>
+      <w:bookmarkEnd w:id="23"/>
+    </w:p>
+    <w:p>
+      <w:pPr>
+        <w:spacing w:after="140" w:line="300" w:lineRule="auto"/>
+        <w:jc w:val="both"/>
+      </w:pPr>
+      <w:r>
+        <w:t>Qualitatively, the difference is visible frame by frame: on helmeted, top-view, and motion-blurred heads the public detector produces no box while the fine-tuned model covers the head. Figure 4 shows two representative held-aside frames, with the public SCUT-HEAD detector and the fine-tuned head_s run on each under identical settings.</w:t>
+      </w:r>
+    </w:p>
+    <w:tbl>
+      <w:tblPr>
+        <w:tblW w:w="0" w:type="auto"/>
+        <w:jc w:val="center"/>
+        <w:tblLook w:val="04A0" w:firstRow="1" w:lastRow="0" w:firstColumn="1" w:lastColumn="0" w:noHBand="0" w:noVBand="1"/>
+      </w:tblPr>
+      <w:tblGrid>
+        <w:gridCol w:w="4680"/>
+        <w:gridCol w:w="4680"/>
+      </w:tblGrid>
+      <w:tr>
+        <w:trPr>
+          <w:jc w:val="center"/>
+        </w:trPr>
+        <w:tc>
+          <w:tcPr>
+            <w:tcW w:w="4680" w:type="dxa"/>
+          </w:tcPr>
+          <w:p>
+            <w:pPr>
+              <w:jc w:val="center"/>
+            </w:pPr>
+            <w:r>
+              <w:rPr>
+                <w:b/>
+                <w:color w:val="1F3A5F"/>
+                <w:sz w:val="20"/>
+              </w:rPr>
+              <w:t>Public: SCUT-HEAD</w:t>
+            </w:r>
+          </w:p>
+        </w:tc>
+        <w:tc>
+          <w:tcPr>
+            <w:tcW w:w="4680" w:type="dxa"/>
+          </w:tcPr>
+          <w:p>
+            <w:pPr>
+              <w:jc w:val="center"/>
+            </w:pPr>
+            <w:r>
+              <w:rPr>
+                <w:b/>
+                <w:color w:val="1F3A5F"/>
+                <w:sz w:val="20"/>
+              </w:rPr>
+              <w:t>FACEBLUR: head_s</w:t>
+            </w:r>
+          </w:p>
+        </w:tc>
+      </w:tr>
+      <w:tr>
+        <w:trPr>
+          <w:jc w:val="center"/>
+        </w:trPr>
+        <w:tc>
+          <w:tcPr>
+            <w:tcW w:w="4680" w:type="dxa"/>
+          </w:tcPr>
+          <w:p>
+            <w:pPr>
+              <w:jc w:val="center"/>
+            </w:pPr>
+            <w:r>
+              <w:rPr>
+                <w:noProof/>
+              </w:rPr>
+              <w:drawing>
+                <wp:inline distT="0" distB="0" distL="0" distR="0">
+                  <wp:extent cx="2697479" cy="1517332"/>
+                  <wp:effectExtent l="0" t="0" r="8255" b="6985"/>
+                  <wp:docPr id="4" name="Picture 4"/>
+                  <wp:cNvGraphicFramePr>
+                    <a:graphicFrameLocks xmlns:a="http://schemas.openxmlformats.org/drawingml/2006/main" noChangeAspect="1"/>
+                  </wp:cNvGraphicFramePr>
+                  <a:graphic xmlns:a="http://schemas.openxmlformats.org/drawingml/2006/main">
+                    <a:graphicData uri="http://schemas.openxmlformats.org/drawingml/2006/picture">
+                      <pic:pic xmlns:pic="http://schemas.openxmlformats.org/drawingml/2006/picture">
+                        <pic:nvPicPr>
+                          <pic:cNvPr id="0" name="f1_scut.jpg"/>
+                          <pic:cNvPicPr/>
+                        </pic:nvPicPr>
+                        <pic:blipFill>
+                          <a:blip r:embed="rId9" cstate="print">
+                            <a:extLst>
+                              <a:ext uri="{28A0092B-C50C-407E-A947-70E740481C1C}">
+                                <a14:useLocalDpi xmlns:a14="http://schemas.microsoft.com/office/drawing/2010/main" val="0"/>
+                              </a:ext>
+                            </a:extLst>
+                          </a:blip>
+                          <a:stretch>
+                            <a:fillRect/>
+                          </a:stretch>
+                        </pic:blipFill>
+                        <pic:spPr>
+                          <a:xfrm>
+                            <a:off x="0" y="0"/>
+                            <a:ext cx="2697479" cy="1517332"/>
+                          </a:xfrm>
+                          <a:prstGeom prst="rect">
+                            <a:avLst/>
+                          </a:prstGeom>
+                        </pic:spPr>
+                      </pic:pic>
+                    </a:graphicData>
+                  </a:graphic>
+                </wp:inline>
+              </w:drawing>
+            </w:r>
+          </w:p>
+        </w:tc>
+        <w:tc>
+          <w:tcPr>
+            <w:tcW w:w="4680" w:type="dxa"/>
+          </w:tcPr>
+          <w:p>
+            <w:pPr>
+              <w:jc w:val="center"/>
+            </w:pPr>
+            <w:r>
+              <w:rPr>
+                <w:noProof/>
+              </w:rPr>
+              <w:drawing>
+                <wp:inline distT="0" distB="0" distL="0" distR="0">
+                  <wp:extent cx="2697479" cy="1517332"/>
+                  <wp:effectExtent l="0" t="0" r="8255" b="6985"/>
+                  <wp:docPr id="5" name="Picture 5"/>
+                  <wp:cNvGraphicFramePr>
+                    <a:graphicFrameLocks xmlns:a="http://schemas.openxmlformats.org/drawingml/2006/main" noChangeAspect="1"/>
+                  </wp:cNvGraphicFramePr>
+                  <a:graphic xmlns:a="http://schemas.openxmlformats.org/drawingml/2006/main">
+                    <a:graphicData uri="http://schemas.openxmlformats.org/drawingml/2006/picture">
+                      <pic:pic xmlns:pic="http://schemas.openxmlformats.org/drawingml/2006/picture">
+                        <pic:nvPicPr>
+                          <pic:cNvPr id="0" name="f1_heads.jpg"/>
+                          <pic:cNvPicPr/>
+                        </pic:nvPicPr>
+                        <pic:blipFill>
+                          <a:blip r:embed="rId10" cstate="print">
+                            <a:extLst>
+                              <a:ext uri="{28A0092B-C50C-407E-A947-70E740481C1C}">
+                                <a14:useLocalDpi xmlns:a14="http://schemas.microsoft.com/office/drawing/2010/main" val="0"/>
+                              </a:ext>
+                            </a:extLst>
+                          </a:blip>
+                          <a:stretch>
+                            <a:fillRect/>
+                          </a:stretch>
+                        </pic:blipFill>
+                        <pic:spPr>
+                          <a:xfrm>
+                            <a:off x="0" y="0"/>
+                            <a:ext cx="2697479" cy="1517332"/>
+                          </a:xfrm>
+                          <a:prstGeom prst="rect">
+                            <a:avLst/>
+                          </a:prstGeom>
+                        </pic:spPr>
+                      </pic:pic>
+                    </a:graphicData>
+                  </a:graphic>
+                </wp:inline>
+              </w:drawing>
+            </w:r>
+          </w:p>
+        </w:tc>
+      </w:tr>
+      <w:tr>
+        <w:trPr>
+          <w:jc w:val="center"/>
+        </w:trPr>
+        <w:tc>
+          <w:tcPr>
+            <w:tcW w:w="4680" w:type="dxa"/>
+          </w:tcPr>
+          <w:p>
+            <w:pPr>
+              <w:jc w:val="center"/>
+            </w:pPr>
+            <w:r>
+              <w:rPr>
+                <w:noProof/>
+              </w:rPr>
+              <w:drawing>
+                <wp:inline distT="0" distB="0" distL="0" distR="0">
+                  <wp:extent cx="2697480" cy="1517332"/>
+                  <wp:effectExtent l="0" t="0" r="0" b="0"/>
+                  <wp:docPr id="6" name="Picture 6"/>
+                  <wp:cNvGraphicFramePr>
+                    <a:graphicFrameLocks xmlns:a="http://schemas.openxmlformats.org/drawingml/2006/main" noChangeAspect="1"/>
+                  </wp:cNvGraphicFramePr>
+                  <a:graphic xmlns:a="http://schemas.openxmlformats.org/drawingml/2006/main">
+                    <a:graphicData uri="http://schemas.openxmlformats.org/drawingml/2006/picture">
+                      <pic:pic xmlns:pic="http://schemas.openxmlformats.org/drawingml/2006/picture">
+                        <pic:nvPicPr>
+                          <pic:cNvPr id="0" name="f2_scut.jpg"/>
+                          <pic:cNvPicPr/>
+                        </pic:nvPicPr>
+                        <pic:blipFill>
+                          <a:blip r:embed="rId11"/>
+                          <a:stretch>
+                            <a:fillRect/>
+                          </a:stretch>
+                        </pic:blipFill>
+                        <pic:spPr>
+                          <a:xfrm>
+                            <a:off x="0" y="0"/>
+                            <a:ext cx="2697480" cy="1517332"/>
+                          </a:xfrm>
+                          <a:prstGeom prst="rect">
+                            <a:avLst/>
+                          </a:prstGeom>
+                        </pic:spPr>
+                      </pic:pic>
+                    </a:graphicData>
+                  </a:graphic>
+                </wp:inline>
+              </w:drawing>
+            </w:r>
+          </w:p>
+        </w:tc>
+        <w:tc>
+          <w:tcPr>
+            <w:tcW w:w="4680" w:type="dxa"/>
+          </w:tcPr>
+          <w:p>
+            <w:pPr>
+              <w:jc w:val="center"/>
+            </w:pPr>
+            <w:r>
+              <w:rPr>
+                <w:noProof/>
+              </w:rPr>
+              <w:drawing>
+                <wp:inline distT="0" distB="0" distL="0" distR="0">
+                  <wp:extent cx="2697480" cy="1517332"/>
+                  <wp:effectExtent l="0" t="0" r="0" b="0"/>
+                  <wp:docPr id="7" name="Picture 7"/>
+                  <wp:cNvGraphicFramePr>
+                    <a:graphicFrameLocks xmlns:a="http://schemas.openxmlformats.org/drawingml/2006/main" noChangeAspect="1"/>
+                  </wp:cNvGraphicFramePr>
+                  <a:graphic xmlns:a="http://schemas.openxmlformats.org/drawingml/2006/main">
+                    <a:graphicData uri="http://schemas.openxmlformats.org/drawingml/2006/picture">
+                      <pic:pic xmlns:pic="http://schemas.openxmlformats.org/drawingml/2006/picture">
+                        <pic:nvPicPr>
+                          <pic:cNvPr id="0" name="f2_heads.jpg"/>
+                          <pic:cNvPicPr/>
+                        </pic:nvPicPr>
+                        <pic:blipFill>
+                          <a:blip r:embed="rId12"/>
+                          <a:stretch>
+                            <a:fillRect/>
+                          </a:stretch>
+                        </pic:blipFill>
+                        <pic:spPr>
+                          <a:xfrm>
+                            <a:off x="0" y="0"/>
+                            <a:ext cx="2697480" cy="1517332"/>
+                          </a:xfrm>
+                          <a:prstGeom prst="rect">
+                            <a:avLst/>
+                          </a:prstGeom>
+                        </pic:spPr>
+                      </pic:pic>
+                    </a:graphicData>
+                  </a:graphic>
+                </wp:inline>
+              </w:drawing>
+            </w:r>
+          </w:p>
+        </w:tc>
+      </w:tr>
+    </w:tbl>
+    <w:p>
+      <w:pPr>
+        <w:spacing w:before="80" w:after="200"/>
+        <w:jc w:val="center"/>
+      </w:pPr>
+      <w:r>
+        <w:rPr>
+          <w:b/>
+          <w:color w:val="5F5E5A"/>
+          <w:sz w:val="18"/>
+        </w:rPr>
+        <w:t xml:space="preserve">Figure </w:t>
+      </w:r>
+      <w:r>
+        <w:rPr>
+          <w:b/>
+          <w:color w:val="5F5E5A"/>
+          <w:sz w:val="18"/>
+        </w:rPr>
+        <w:t>3</w:t>
+      </w:r>
+      <w:r>
+        <w:rPr>
+          <w:b/>
+          <w:color w:val="5F5E5A"/>
+          <w:sz w:val="18"/>
+        </w:rPr>
+        <w:t xml:space="preserve">. </w:t>
+      </w:r>
+      <w:r>
+        <w:rPr>
+          <w:i/>
+          <w:color w:val="5F5E5A"/>
+          <w:sz w:val="18"/>
+        </w:rPr>
+        <w:t>Qualitative comparison on two held-aside frames (source: [5]). Top row: soldiers advancing through coloured smoke — head_s detects all three heads (including the helmeted head in smoke),</w:t>
+      </w:r>
+      <w:r>
+        <w:rPr>
+          <w:i/>
+          <w:color w:val="5F5E5A"/>
+          <w:sz w:val="18"/>
+        </w:rPr>
+        <w:t xml:space="preserve"> while SCUT-HEAD detects none. Bottom row: two operators, one seen from behind — head_s boxes both helmeted heads (0.79, 0.77), whereas SCUT-HEAD finds only the bare back-of-head (0.37), fires on a raised hand (0.55), and misses the far helmeted head.</w:t>
+      </w:r>
+    </w:p>
+    <w:p>
+      <w:pPr>
+        <w:pStyle w:val="1"/>
+        <w:spacing w:before="320" w:after="140"/>
+      </w:pPr>
+      <w:bookmarkStart w:id="24" w:name="_Toc234339626"/>
+      <w:r>
+        <w:rPr>
+          <w:b/>
+          <w:bCs/>
+          <w:color w:val="1F3A5F"/>
+          <w:sz w:val="30"/>
+          <w:szCs w:val="30"/>
+        </w:rPr>
+        <w:t>7. Results</w:t>
+      </w:r>
+      <w:bookmarkEnd w:id="24"/>
+    </w:p>
+    <w:p>
+      <w:pPr>
+        <w:spacing w:after="140" w:line="300" w:lineRule="auto"/>
+        <w:jc w:val="both"/>
+      </w:pPr>
+      <w:r>
+        <w:t xml:space="preserve">On the held-aside test set the fine-tuned models detect 72–76% of heads, against 38–41% for the public SCUT-HEAD detector — roughly double the recall. The gap is corroborated by mAP@0.5, which rises from 0.43–0.45 (public) to 0.80–0.82 (fine-tuned). Precision is high for both families (0.66–0.75 public, 0.88–0.95 fine-tuned), so the public detector's weakness is a failure to find heads rather than a tendency to mislabel — precisely the deficit domain fine-tuning is expected to close. Among the fine-tuned models the three sizes are indistinguishable on this set (recall 0.72–0.76, mAP@0.5 0.80–0.82), so model size is not the operative variable; head_s is selected for deployment for its marginally highest recall (0.759) at </w:t>
+      </w:r>
+      <w:r>
+        <w:lastRenderedPageBreak/>
+        <w:t>acceptable precision (0.878) and a CPU-friendly footprint. No train/validation leakage was present — the four test clips share no footage with training, verified by clip-level provenance.</w:t>
+      </w:r>
+    </w:p>
+    <w:p>
+      <w:pPr>
+        <w:spacing w:before="160" w:after="40"/>
+        <w:jc w:val="center"/>
+      </w:pPr>
+      <w:bookmarkStart w:id="25" w:name="_GoBack"/>
+      <w:r>
+        <w:rPr>
+          <w:noProof/>
+        </w:rPr>
+        <w:drawing>
+          <wp:inline distT="0" distB="0" distL="0" distR="0">
+            <wp:extent cx="5486400" cy="2908695"/>
+            <wp:effectExtent l="0" t="0" r="0" b="0"/>
+            <wp:docPr id="3" name="Picture 3"/>
+            <wp:cNvGraphicFramePr>
+              <a:graphicFrameLocks xmlns:a="http://schemas.openxmlformats.org/drawingml/2006/main" noChangeAspect="1"/>
+            </wp:cNvGraphicFramePr>
+            <a:graphic xmlns:a="http://schemas.openxmlformats.org/drawingml/2006/main">
+              <a:graphicData uri="http://schemas.openxmlformats.org/drawingml/2006/picture">
+                <pic:pic xmlns:pic="http://schemas.openxmlformats.org/drawingml/2006/picture">
+                  <pic:nvPicPr>
+                    <pic:cNvPr id="0" name="fig_metrics.png"/>
+                    <pic:cNvPicPr/>
+                  </pic:nvPicPr>
+                  <pic:blipFill>
+                    <a:blip r:embed="rId13"/>
+                    <a:stretch>
+                      <a:fillRect/>
+                    </a:stretch>
+                  </pic:blipFill>
+                  <pic:spPr>
+                    <a:xfrm>
+                      <a:off x="0" y="0"/>
+                      <a:ext cx="5486400" cy="2908695"/>
+                    </a:xfrm>
+                    <a:prstGeom prst="rect">
+                      <a:avLst/>
+                    </a:prstGeom>
+                  </pic:spPr>
+                </pic:pic>
+              </a:graphicData>
+            </a:graphic>
+          </wp:inline>
+        </w:drawing>
+      </w:r>
+    </w:p>
+    <w:bookmarkEnd w:id="25"/>
+    <w:p>
+      <w:pPr>
+        <w:spacing w:after="200"/>
+        <w:jc w:val="center"/>
+      </w:pPr>
+      <w:r>
+        <w:rPr>
+          <w:b/>
+          <w:color w:val="5F5E5A"/>
+          <w:sz w:val="18"/>
+        </w:rPr>
+        <w:t xml:space="preserve">Figure </w:t>
+      </w:r>
+      <w:r>
+        <w:rPr>
+          <w:b/>
+          <w:color w:val="5F5E5A"/>
+          <w:sz w:val="18"/>
+        </w:rPr>
+        <w:t>4</w:t>
+      </w:r>
+      <w:r>
+        <w:rPr>
+          <w:b/>
+          <w:color w:val="5F5E5A"/>
+          <w:sz w:val="18"/>
+        </w:rPr>
+        <w:t xml:space="preserve">. </w:t>
+      </w:r>
+      <w:r>
+        <w:rPr>
+          <w:i/>
+          <w:color w:val="5F5E5A"/>
+          <w:sz w:val="18"/>
+        </w:rPr>
+        <w:t>Recall, precision, and mAP@0.5 by model. Precision is broadly comparable across all models; the gap is concentrated in recall and mAP@0.5, confirming that the public detector is failing to locate heads rather than mislabelling them.</w:t>
+      </w:r>
+    </w:p>
+    <w:p>
+      <w:pPr>
+        <w:pStyle w:val="2"/>
+        <w:spacing w:before="220" w:after="100"/>
+      </w:pPr>
+      <w:bookmarkStart w:id="26" w:name="_Toc234339627"/>
+      <w:r>
+        <w:rPr>
+          <w:b/>
+          <w:bCs/>
+          <w:color w:val="2C2C2A"/>
+          <w:sz w:val="25"/>
+          <w:szCs w:val="25"/>
+        </w:rPr>
+        <w:t>7.1 Interpretation</w:t>
+      </w:r>
+      <w:bookmarkEnd w:id="26"/>
+    </w:p>
+    <w:p>
+      <w:pPr>
+        <w:spacing w:after="140" w:line="300" w:lineRule="auto"/>
+        <w:jc w:val="both"/>
+      </w:pPr>
+      <w:r>
+        <w:t>These results support the paper's central claim: on extreme-environment footage an off-the-shelf head detector trained on ordinary imagery misses more heads than it finds, while domain fine-tuning roughly doubles recall on the same footage. The remaining ~25% miss rate is not closed by model capacity — the near-identical n/s/m scores show the models are saturated at the current data — but by data: because the misses concentrate on small top-view and heavily obscured heads that are under-represented in training, the next gains come from labeling more of those cases, consistent with the project's data-first premise. Because a missed head is a privacy leak while a spurious blur is merely cosmetic, recall is prioritized over precision, and the choice of head_s reflects that asymmetry rather than a balanced F1 optimum. One caveat: SCUT-HEAD is trained to a tighter head-box convention than the whole-head boxes used here, so a fraction of its apparent misses at IoU 0.5 are correctly-placed but too-tight boxes; even allowing for this, the roughly two-fold recall gap is far too large to be an annotation artifact.</w:t>
+      </w:r>
+    </w:p>
+    <w:p>
+      <w:pPr>
+        <w:pStyle w:val="1"/>
+        <w:spacing w:before="320" w:after="140"/>
+      </w:pPr>
+      <w:bookmarkStart w:id="27" w:name="_Toc234339628"/>
+      <w:r>
+        <w:rPr>
+          <w:b/>
+          <w:bCs/>
+          <w:color w:val="1F3A5F"/>
+          <w:sz w:val="30"/>
+          <w:szCs w:val="30"/>
+        </w:rPr>
+        <w:t>8. Discussion</w:t>
+      </w:r>
+      <w:bookmarkEnd w:id="27"/>
+    </w:p>
+    <w:p>
+      <w:pPr>
+        <w:spacing w:after="140" w:line="300" w:lineRule="auto"/>
+        <w:jc w:val="both"/>
+      </w:pPr>
+      <w:r>
+        <w:t xml:space="preserve">The design reflects a single consistent principle: for anonymization, coverage is the objective and a missed head is the critical failure. That principle explains the union of complementary detectors, the edge-strip recovery of truncated heads, the retention of hard cases during labeling, the recall-first evaluation, and the deliberate acceptance of slightly generous boxes. It also explains the most significant runtime decision — disabling the geometric fallback once a trained model exists — because that fallback's benefit (a </w:t>
+      </w:r>
+      <w:r>
+        <w:lastRenderedPageBreak/>
+        <w:t>coverage floor) is superseded by a good trained model, while its cost (gear-induced false positives) is not. The trade is only sound when the trained model is genuinely strong, which is why honest evaluation on held-aside footage — scoring the two contrasting reference sources separately — is not a formality but the load-bearing element of the whole method.</w:t>
+      </w:r>
+    </w:p>
+    <w:p>
+      <w:pPr>
+        <w:pStyle w:val="1"/>
+        <w:spacing w:before="320" w:after="140"/>
+      </w:pPr>
+      <w:bookmarkStart w:id="28" w:name="_Toc234339629"/>
+      <w:r>
+        <w:rPr>
+          <w:b/>
+          <w:bCs/>
+          <w:color w:val="1F3A5F"/>
+          <w:sz w:val="30"/>
+          <w:szCs w:val="30"/>
+        </w:rPr>
+        <w:t>9. Limitations and Future Work</w:t>
+      </w:r>
+      <w:bookmarkEnd w:id="28"/>
+    </w:p>
+    <w:p>
+      <w:pPr>
+        <w:pStyle w:val="a4"/>
+        <w:numPr>
+          <w:ilvl w:val="0"/>
+          <w:numId w:val="2"/>
+        </w:numPr>
+        <w:spacing w:after="80" w:line="290" w:lineRule="auto"/>
+      </w:pPr>
+      <w:r>
+        <w:rPr>
+          <w:b/>
+        </w:rPr>
+        <w:t>Data dependence</w:t>
+      </w:r>
+      <w:r>
+        <w:t>: the model is only as robust as the diversity of the labeled footage; conditions under-represented in training — notably the scarce top-view crowd material — remain the main weakness, and the fix is more labeled frames of those conditions, not architectural change.</w:t>
+      </w:r>
+    </w:p>
+    <w:p>
+      <w:pPr>
+        <w:pStyle w:val="a4"/>
+        <w:numPr>
+          <w:ilvl w:val="0"/>
+          <w:numId w:val="2"/>
+        </w:numPr>
+        <w:spacing w:after="80" w:line="290" w:lineRule="auto"/>
+      </w:pPr>
+      <w:r>
+        <w:rPr>
+          <w:b/>
+          <w:bCs/>
+        </w:rPr>
+        <w:t>Resolution/speed trade</w:t>
+      </w:r>
+      <w:r>
+        <w:t>: raising inference resolution improves small- and distant-head recall but slows the head pass noticeably on CPU-only machines, and requires a matching change to the training size.</w:t>
+      </w:r>
+    </w:p>
+    <w:p>
+      <w:pPr>
+        <w:pStyle w:val="a4"/>
+        <w:numPr>
+          <w:ilvl w:val="0"/>
+          <w:numId w:val="2"/>
+        </w:numPr>
+        <w:spacing w:after="80" w:line="290" w:lineRule="auto"/>
+      </w:pPr>
+      <w:r>
+        <w:rPr>
+          <w:b/>
+        </w:rPr>
+        <w:t>Instance imbalance</w:t>
+      </w:r>
+      <w:r>
+        <w:t>: keeping the labeled head counts balanced between the sparse first-person footage and the dense top-view footage is an ongoing manual concern as new material is added.</w:t>
+      </w:r>
+    </w:p>
+    <w:p>
+      <w:pPr>
+        <w:spacing w:after="140" w:line="300" w:lineRule="auto"/>
+        <w:jc w:val="both"/>
+      </w:pPr>
+      <w:r>
+        <w:t>Future work includes automated instance-count balancing, multi-scale training to further reduce scale sensitivity, and an expanded held-aside test suite covering more of the hard, under-represented conditions — notably top-view crowds.</w:t>
+      </w:r>
+    </w:p>
+    <w:p>
+      <w:pPr>
+        <w:pStyle w:val="1"/>
+        <w:spacing w:before="320" w:after="140"/>
+      </w:pPr>
+      <w:bookmarkStart w:id="29" w:name="_Toc234339630"/>
+      <w:r>
+        <w:rPr>
+          <w:b/>
+          <w:bCs/>
+          <w:color w:val="1F3A5F"/>
+          <w:sz w:val="30"/>
+          <w:szCs w:val="30"/>
+        </w:rPr>
+        <w:t>10. Conclusion</w:t>
+      </w:r>
+      <w:bookmarkEnd w:id="29"/>
+    </w:p>
+    <w:p>
+      <w:pPr>
+        <w:spacing w:after="140" w:line="300" w:lineRule="auto"/>
+        <w:jc w:val="both"/>
+      </w:pPr>
+      <w:r>
+        <w:t>FACEBLUR targets a failure that matters: general detectors miss exactly the heads that anonymization most needs to cover — disguised, occluded, oddly posed, motion-blurred, and small. By fine-tuning a single-class head detector on custom footage, recovering edge cases with strip inference, using person-to-head geometry for both label bootstrapping and fallback, and enforcing a leakage-free evaluation that scores two contrasting reference sources separately, the project turns an unreliable off-the-shelf detector into a generalized head detector for extreme military and law-enforcement environments. On held-aside footage it roughly doubles the recall of a public head detector (0.40 to 0.75) while remaining small enough to run on CPU; the residual gap is a data limitation, not a modelling one.</w:t>
+      </w:r>
+    </w:p>
+    <w:p>
+      <w:pPr>
+        <w:pStyle w:val="1"/>
+        <w:spacing w:before="320" w:after="140"/>
+      </w:pPr>
+      <w:bookmarkStart w:id="30" w:name="_Toc234339631"/>
+      <w:r>
+        <w:rPr>
+          <w:b/>
+          <w:bCs/>
+          <w:color w:val="1F3A5F"/>
+          <w:sz w:val="30"/>
+          <w:szCs w:val="30"/>
+        </w:rPr>
+        <w:t>References</w:t>
+      </w:r>
+      <w:bookmarkEnd w:id="30"/>
+    </w:p>
+    <w:p>
+      <w:pPr>
+        <w:spacing w:after="100" w:line="280" w:lineRule="auto"/>
+        <w:ind w:left="360" w:hanging="360"/>
+      </w:pPr>
+      <w:r>
+        <w:rPr>
+          <w:sz w:val="20"/>
+          <w:szCs w:val="20"/>
+        </w:rPr>
+        <w:t xml:space="preserve">[1] Redmon, J., </w:t>
+      </w:r>
+      <w:proofErr w:type="spellStart"/>
+      <w:r>
+        <w:rPr>
+          <w:sz w:val="20"/>
+          <w:szCs w:val="20"/>
+        </w:rPr>
+        <w:t>Divvala</w:t>
+      </w:r>
+      <w:proofErr w:type="spellEnd"/>
+      <w:r>
+        <w:rPr>
+          <w:sz w:val="20"/>
+          <w:szCs w:val="20"/>
+        </w:rPr>
+        <w:t xml:space="preserve">, S., </w:t>
+      </w:r>
+      <w:proofErr w:type="spellStart"/>
+      <w:r>
+        <w:rPr>
+          <w:sz w:val="20"/>
+          <w:szCs w:val="20"/>
+        </w:rPr>
+        <w:t>Girshick</w:t>
+      </w:r>
+      <w:proofErr w:type="spellEnd"/>
+      <w:r>
+        <w:rPr>
+          <w:sz w:val="20"/>
+          <w:szCs w:val="20"/>
+        </w:rPr>
+        <w:t>, R., &amp; Farhadi, A. (2016). You Only Look Once: Unified, Real-Time Object Detection. CVPR. [verify citation format for your venue]</w:t>
+      </w:r>
+    </w:p>
+    <w:p>
+      <w:pPr>
+        <w:spacing w:after="100" w:line="280" w:lineRule="auto"/>
+        <w:ind w:left="360" w:hanging="360"/>
+      </w:pPr>
+      <w:r>
+        <w:rPr>
+          <w:sz w:val="20"/>
+          <w:szCs w:val="20"/>
+        </w:rPr>
+        <w:t xml:space="preserve">[2] </w:t>
+      </w:r>
+      <w:proofErr w:type="spellStart"/>
+      <w:r>
+        <w:rPr>
+          <w:sz w:val="20"/>
+          <w:szCs w:val="20"/>
+        </w:rPr>
+        <w:t>Ultralytics</w:t>
+      </w:r>
+      <w:proofErr w:type="spellEnd"/>
+      <w:r>
+        <w:rPr>
+          <w:sz w:val="20"/>
+          <w:szCs w:val="20"/>
+        </w:rPr>
+        <w:t>. YOLO11 documentation. https://docs.ultralytics.com [accessed: add date]</w:t>
+      </w:r>
+    </w:p>
+    <w:p>
+      <w:pPr>
+        <w:spacing w:after="100" w:line="280" w:lineRule="auto"/>
+        <w:ind w:left="360" w:hanging="360"/>
+      </w:pPr>
+      <w:r>
+        <w:rPr>
+          <w:sz w:val="20"/>
+          <w:szCs w:val="20"/>
+        </w:rPr>
+        <w:t>[3] Lin, T.-Y., et al. (2014). Microsoft COCO: Common Objects in Context. ECCV. [verify]</w:t>
+      </w:r>
+    </w:p>
+    <w:p>
+      <w:pPr>
+        <w:spacing w:after="100" w:line="280" w:lineRule="auto"/>
+        <w:ind w:left="360" w:hanging="360"/>
+      </w:pPr>
+      <w:r>
+        <w:rPr>
+          <w:sz w:val="20"/>
+          <w:szCs w:val="20"/>
+        </w:rPr>
+        <w:t xml:space="preserve">[4] developer0hye. </w:t>
+      </w:r>
+      <w:proofErr w:type="spellStart"/>
+      <w:r>
+        <w:rPr>
+          <w:sz w:val="20"/>
+          <w:szCs w:val="20"/>
+        </w:rPr>
+        <w:t>Yolo_Label</w:t>
+      </w:r>
+      <w:proofErr w:type="spellEnd"/>
+      <w:r>
+        <w:rPr>
+          <w:sz w:val="20"/>
+          <w:szCs w:val="20"/>
+        </w:rPr>
+        <w:t xml:space="preserve"> (annotation tool). GitHub</w:t>
+      </w:r>
+      <w:r>
+        <w:rPr>
+          <w:sz w:val="20"/>
+          <w:szCs w:val="20"/>
+        </w:rPr>
+        <w:t xml:space="preserve">. </w:t>
+      </w:r>
+      <w:proofErr w:type="gramStart"/>
+      <w:r>
+        <w:rPr>
+          <w:sz w:val="20"/>
+          <w:szCs w:val="20"/>
+        </w:rPr>
+        <w:t>[</w:t>
+      </w:r>
+      <w:proofErr w:type="gramEnd"/>
+      <w:r>
+        <w:rPr>
+          <w:sz w:val="20"/>
+          <w:szCs w:val="20"/>
+        </w:rPr>
+        <w:t>https://github.com/developer0hye/Yolo_Label/releases/tag/v3.1.1</w:t>
+      </w:r>
+      <w:r>
+        <w:rPr>
+          <w:sz w:val="20"/>
+          <w:szCs w:val="20"/>
+        </w:rPr>
+        <w:t>]</w:t>
+      </w:r>
+    </w:p>
+    <w:p>
+      <w:pPr>
+        <w:spacing w:after="80"/>
+      </w:pPr>
+      <w:r>
+        <w:rPr>
+          <w:sz w:val="20"/>
+        </w:rPr>
+        <w:t xml:space="preserve">[5] Times Archives. </w:t>
+      </w:r>
+      <w:r>
+        <w:rPr>
+          <w:sz w:val="20"/>
+        </w:rPr>
+        <w:t>[</w:t>
+      </w:r>
+      <w:r>
+        <w:rPr>
+          <w:b/>
+          <w:bCs/>
+          <w:color w:val="0F0F0F"/>
+          <w:sz w:val="20"/>
+          <w:szCs w:val="20"/>
+          <w:shd w:val="clear" w:color="auto" w:fill="FFFFFF"/>
+        </w:rPr>
+        <w:t>R</w:t>
+      </w:r>
+      <w:r>
+        <w:rPr>
+          <w:bCs/>
+          <w:color w:val="0F0F0F"/>
+          <w:sz w:val="20"/>
+          <w:szCs w:val="20"/>
+          <w:shd w:val="clear" w:color="auto" w:fill="FFFFFF"/>
+        </w:rPr>
+        <w:t>ANGERS IN ACTION: 75th Ranger Regiment Live-Fire</w:t>
+      </w:r>
+      <w:r>
+        <w:rPr>
+          <w:sz w:val="20"/>
+        </w:rPr>
+        <w:t xml:space="preserve">]. YouTube. https://youtu.be/5wu57kVlgds (accessed 2026-07-09). Source of held-aside test footage; individual frames </w:t>
+      </w:r>
+      <w:r>
+        <w:rPr>
+          <w:sz w:val="20"/>
+        </w:rPr>
+        <w:lastRenderedPageBreak/>
+        <w:t>reproduced for research comparison.</w:t>
       </w:r>
     </w:p>
     <w:p>
@@ -3309,1096 +4936,11 @@
           <w:sz w:val="20"/>
           <w:szCs w:val="20"/>
         </w:rPr>
-        <w:t>Record exact hyperparameters used for the reported runs: image size value, epochs, patience, batch size, learning-rate schedule, and hardware (GPU model and VRAM).</w:t>
-      </w:r>
-    </w:p>
-    <w:p>
-      <w:pPr>
-        <w:pStyle w:val="1"/>
-        <w:spacing w:before="320" w:after="140"/>
-      </w:pPr>
-      <w:bookmarkStart w:id="22" w:name="_Toc234339623"/>
-      <w:r>
-        <w:rPr>
-          <w:b/>
-          <w:bCs/>
-          <w:color w:val="1F3A5F"/>
-          <w:sz w:val="30"/>
-          <w:szCs w:val="30"/>
-        </w:rPr>
-        <w:t>6. Performance Comparison</w:t>
-      </w:r>
-      <w:bookmarkEnd w:id="22"/>
-    </w:p>
-    <w:p>
-      <w:pPr>
-        <w:spacing w:after="140" w:line="300" w:lineRule="auto"/>
-        <w:jc w:val="both"/>
-      </w:pPr>
-      <w:r>
-        <w:t>This section compares the base YOLO detector against the fine-tuned FACEBLUR head model on the held-aside clips, reporting the two reference sources separately. The comparison has not yet been performed; the tables below are provided as a scaffold to be populated. Report recall as the headline figure and include qualitative notes drawn from inspection of the output frames.</w:t>
-      </w:r>
-    </w:p>
-    <w:p>
-      <w:pPr>
-        <w:pBdr>
-          <w:top w:val="single" w:sz="4" w:space="4" w:color="EF9F27"/>
-          <w:left w:val="single" w:sz="18" w:space="8" w:color="BA7517"/>
-          <w:bottom w:val="single" w:sz="4" w:space="4" w:color="EF9F27"/>
-          <w:right w:val="single" w:sz="4" w:space="4" w:color="EF9F27"/>
-        </w:pBdr>
-        <w:shd w:val="clear" w:color="auto" w:fill="FAEEDA"/>
-        <w:spacing w:after="140" w:line="300" w:lineRule="auto"/>
-      </w:pPr>
-      <w:r>
-        <w:rPr>
-          <w:b/>
-          <w:bCs/>
-          <w:color w:val="854F0B"/>
-          <w:sz w:val="20"/>
-          <w:szCs w:val="20"/>
-        </w:rPr>
-        <w:t xml:space="preserve">TO COMPLETE — </w:t>
-      </w:r>
-      <w:r>
-        <w:rPr>
-          <w:i/>
-          <w:iCs/>
-          <w:color w:val="633806"/>
-          <w:sz w:val="20"/>
-          <w:szCs w:val="20"/>
-        </w:rPr>
-        <w:t xml:space="preserve">Run the base model and the fine-tuned head.pt over each held-aside clip at the deployment </w:t>
-      </w:r>
-      <w:r>
-        <w:rPr>
-          <w:i/>
-          <w:iCs/>
-          <w:color w:val="633806"/>
-          <w:sz w:val="20"/>
-          <w:szCs w:val="20"/>
-        </w:rPr>
-        <w:lastRenderedPageBreak/>
-        <w:t>inference size, then fill in the table below. Give each reference source its own row and treat the pooled figure as reference only.</w:t>
-      </w:r>
-    </w:p>
-    <w:tbl>
-      <w:tblPr>
-        <w:tblW w:w="9360" w:type="dxa"/>
-        <w:tblBorders>
-          <w:top w:val="single" w:sz="4" w:space="0" w:color="auto"/>
-          <w:left w:val="single" w:sz="4" w:space="0" w:color="auto"/>
-          <w:bottom w:val="single" w:sz="4" w:space="0" w:color="auto"/>
-          <w:right w:val="single" w:sz="4" w:space="0" w:color="auto"/>
-          <w:insideH w:val="single" w:sz="4" w:space="0" w:color="auto"/>
-          <w:insideV w:val="single" w:sz="4" w:space="0" w:color="auto"/>
-        </w:tblBorders>
-        <w:tblCellMar>
-          <w:left w:w="10" w:type="dxa"/>
-          <w:right w:w="10" w:type="dxa"/>
-        </w:tblCellMar>
-        <w:tblLook w:val="0000" w:firstRow="0" w:lastRow="0" w:firstColumn="0" w:lastColumn="0" w:noHBand="0" w:noVBand="0"/>
-      </w:tblPr>
-      <w:tblGrid>
-        <w:gridCol w:w="2600"/>
-        <w:gridCol w:w="1690"/>
-        <w:gridCol w:w="1690"/>
-        <w:gridCol w:w="1690"/>
-        <w:gridCol w:w="1690"/>
-      </w:tblGrid>
-      <w:tr>
-        <w:trPr>
-          <w:tblHeader/>
-        </w:trPr>
-        <w:tc>
-          <w:tcPr>
-            <w:tcW w:w="2600" w:type="dxa"/>
-            <w:shd w:val="clear" w:color="auto" w:fill="1F3A5F"/>
-            <w:tcMar>
-              <w:top w:w="60" w:type="dxa"/>
-              <w:left w:w="90" w:type="dxa"/>
-              <w:bottom w:w="60" w:type="dxa"/>
-              <w:right w:w="90" w:type="dxa"/>
-            </w:tcMar>
-          </w:tcPr>
-          <w:p>
-            <w:r>
-              <w:rPr>
-                <w:b/>
-                <w:bCs/>
-                <w:color w:val="FFFFFF"/>
-                <w:sz w:val="20"/>
-                <w:szCs w:val="20"/>
-              </w:rPr>
-              <w:t>Reference source</w:t>
-            </w:r>
-          </w:p>
-        </w:tc>
-        <w:tc>
-          <w:tcPr>
-            <w:tcW w:w="1690" w:type="dxa"/>
-            <w:shd w:val="clear" w:color="auto" w:fill="1F3A5F"/>
-            <w:tcMar>
-              <w:top w:w="60" w:type="dxa"/>
-              <w:left w:w="90" w:type="dxa"/>
-              <w:bottom w:w="60" w:type="dxa"/>
-              <w:right w:w="90" w:type="dxa"/>
-            </w:tcMar>
-          </w:tcPr>
-          <w:p>
-            <w:r>
-              <w:rPr>
-                <w:b/>
-                <w:bCs/>
-                <w:color w:val="FFFFFF"/>
-                <w:sz w:val="20"/>
-                <w:szCs w:val="20"/>
-              </w:rPr>
-              <w:t>Base recall</w:t>
-            </w:r>
-          </w:p>
-        </w:tc>
-        <w:tc>
-          <w:tcPr>
-            <w:tcW w:w="1690" w:type="dxa"/>
-            <w:shd w:val="clear" w:color="auto" w:fill="1F3A5F"/>
-            <w:tcMar>
-              <w:top w:w="60" w:type="dxa"/>
-              <w:left w:w="90" w:type="dxa"/>
-              <w:bottom w:w="60" w:type="dxa"/>
-              <w:right w:w="90" w:type="dxa"/>
-            </w:tcMar>
-          </w:tcPr>
-          <w:p>
-            <w:r>
-              <w:rPr>
-                <w:b/>
-                <w:bCs/>
-                <w:color w:val="FFFFFF"/>
-                <w:sz w:val="20"/>
-                <w:szCs w:val="20"/>
-              </w:rPr>
-              <w:t>FACEBLUR recall</w:t>
-            </w:r>
-          </w:p>
-        </w:tc>
-        <w:tc>
-          <w:tcPr>
-            <w:tcW w:w="1690" w:type="dxa"/>
-            <w:shd w:val="clear" w:color="auto" w:fill="1F3A5F"/>
-            <w:tcMar>
-              <w:top w:w="60" w:type="dxa"/>
-              <w:left w:w="90" w:type="dxa"/>
-              <w:bottom w:w="60" w:type="dxa"/>
-              <w:right w:w="90" w:type="dxa"/>
-            </w:tcMar>
-          </w:tcPr>
-          <w:p>
-            <w:r>
-              <w:rPr>
-                <w:b/>
-                <w:bCs/>
-                <w:color w:val="FFFFFF"/>
-                <w:sz w:val="20"/>
-                <w:szCs w:val="20"/>
-              </w:rPr>
-              <w:t xml:space="preserve">Base </w:t>
-            </w:r>
-            <w:proofErr w:type="spellStart"/>
-            <w:r>
-              <w:rPr>
-                <w:b/>
-                <w:bCs/>
-                <w:color w:val="FFFFFF"/>
-                <w:sz w:val="20"/>
-                <w:szCs w:val="20"/>
-              </w:rPr>
-              <w:t>mAP</w:t>
-            </w:r>
-            <w:proofErr w:type="spellEnd"/>
-          </w:p>
-        </w:tc>
-        <w:tc>
-          <w:tcPr>
-            <w:tcW w:w="1690" w:type="dxa"/>
-            <w:shd w:val="clear" w:color="auto" w:fill="1F3A5F"/>
-            <w:tcMar>
-              <w:top w:w="60" w:type="dxa"/>
-              <w:left w:w="90" w:type="dxa"/>
-              <w:bottom w:w="60" w:type="dxa"/>
-              <w:right w:w="90" w:type="dxa"/>
-            </w:tcMar>
-          </w:tcPr>
-          <w:p>
-            <w:r>
-              <w:rPr>
-                <w:b/>
-                <w:bCs/>
-                <w:color w:val="FFFFFF"/>
-                <w:sz w:val="20"/>
-                <w:szCs w:val="20"/>
-              </w:rPr>
-              <w:t xml:space="preserve">FACEBLUR </w:t>
-            </w:r>
-            <w:proofErr w:type="spellStart"/>
-            <w:r>
-              <w:rPr>
-                <w:b/>
-                <w:bCs/>
-                <w:color w:val="FFFFFF"/>
-                <w:sz w:val="20"/>
-                <w:szCs w:val="20"/>
-              </w:rPr>
-              <w:t>mAP</w:t>
-            </w:r>
-            <w:proofErr w:type="spellEnd"/>
-          </w:p>
-        </w:tc>
-      </w:tr>
-      <w:tr>
-        <w:tc>
-          <w:tcPr>
-            <w:tcW w:w="2600" w:type="dxa"/>
-            <w:shd w:val="clear" w:color="auto" w:fill="F1EFE8"/>
-            <w:tcMar>
-              <w:top w:w="60" w:type="dxa"/>
-              <w:left w:w="90" w:type="dxa"/>
-              <w:bottom w:w="60" w:type="dxa"/>
-              <w:right w:w="90" w:type="dxa"/>
-            </w:tcMar>
-          </w:tcPr>
-          <w:p>
-            <w:r>
-              <w:rPr>
-                <w:sz w:val="20"/>
-                <w:szCs w:val="20"/>
-              </w:rPr>
-              <w:t>Helmet-cam</w:t>
-            </w:r>
-          </w:p>
-        </w:tc>
-        <w:tc>
-          <w:tcPr>
-            <w:tcW w:w="1690" w:type="dxa"/>
-            <w:shd w:val="clear" w:color="auto" w:fill="F1EFE8"/>
-            <w:tcMar>
-              <w:top w:w="60" w:type="dxa"/>
-              <w:left w:w="90" w:type="dxa"/>
-              <w:bottom w:w="60" w:type="dxa"/>
-              <w:right w:w="90" w:type="dxa"/>
-            </w:tcMar>
-          </w:tcPr>
-          <w:p>
-            <w:r>
-              <w:rPr>
-                <w:sz w:val="20"/>
-                <w:szCs w:val="20"/>
-              </w:rPr>
-              <w:t>—</w:t>
-            </w:r>
-          </w:p>
-        </w:tc>
-        <w:tc>
-          <w:tcPr>
-            <w:tcW w:w="1690" w:type="dxa"/>
-            <w:shd w:val="clear" w:color="auto" w:fill="F1EFE8"/>
-            <w:tcMar>
-              <w:top w:w="60" w:type="dxa"/>
-              <w:left w:w="90" w:type="dxa"/>
-              <w:bottom w:w="60" w:type="dxa"/>
-              <w:right w:w="90" w:type="dxa"/>
-            </w:tcMar>
-          </w:tcPr>
-          <w:p>
-            <w:r>
-              <w:rPr>
-                <w:sz w:val="20"/>
-                <w:szCs w:val="20"/>
-              </w:rPr>
-              <w:t>—</w:t>
-            </w:r>
-          </w:p>
-        </w:tc>
-        <w:tc>
-          <w:tcPr>
-            <w:tcW w:w="1690" w:type="dxa"/>
-            <w:shd w:val="clear" w:color="auto" w:fill="F1EFE8"/>
-            <w:tcMar>
-              <w:top w:w="60" w:type="dxa"/>
-              <w:left w:w="90" w:type="dxa"/>
-              <w:bottom w:w="60" w:type="dxa"/>
-              <w:right w:w="90" w:type="dxa"/>
-            </w:tcMar>
-          </w:tcPr>
-          <w:p>
-            <w:r>
-              <w:rPr>
-                <w:sz w:val="20"/>
-                <w:szCs w:val="20"/>
-              </w:rPr>
-              <w:t>—</w:t>
-            </w:r>
-          </w:p>
-        </w:tc>
-        <w:tc>
-          <w:tcPr>
-            <w:tcW w:w="1690" w:type="dxa"/>
-            <w:shd w:val="clear" w:color="auto" w:fill="F1EFE8"/>
-            <w:tcMar>
-              <w:top w:w="60" w:type="dxa"/>
-              <w:left w:w="90" w:type="dxa"/>
-              <w:bottom w:w="60" w:type="dxa"/>
-              <w:right w:w="90" w:type="dxa"/>
-            </w:tcMar>
-          </w:tcPr>
-          <w:p>
-            <w:r>
-              <w:rPr>
-                <w:sz w:val="20"/>
-                <w:szCs w:val="20"/>
-              </w:rPr>
-              <w:t>—</w:t>
-            </w:r>
-          </w:p>
-        </w:tc>
-      </w:tr>
-      <w:tr>
-        <w:tc>
-          <w:tcPr>
-            <w:tcW w:w="2600" w:type="dxa"/>
-            <w:tcMar>
-              <w:top w:w="60" w:type="dxa"/>
-              <w:left w:w="90" w:type="dxa"/>
-              <w:bottom w:w="60" w:type="dxa"/>
-              <w:right w:w="90" w:type="dxa"/>
-            </w:tcMar>
-          </w:tcPr>
-          <w:p>
-            <w:r>
-              <w:rPr>
-                <w:sz w:val="20"/>
-                <w:szCs w:val="20"/>
-              </w:rPr>
-              <w:t>Catwalk</w:t>
-            </w:r>
-          </w:p>
-        </w:tc>
-        <w:tc>
-          <w:tcPr>
-            <w:tcW w:w="1690" w:type="dxa"/>
-            <w:tcMar>
-              <w:top w:w="60" w:type="dxa"/>
-              <w:left w:w="90" w:type="dxa"/>
-              <w:bottom w:w="60" w:type="dxa"/>
-              <w:right w:w="90" w:type="dxa"/>
-            </w:tcMar>
-          </w:tcPr>
-          <w:p>
-            <w:r>
-              <w:rPr>
-                <w:sz w:val="20"/>
-                <w:szCs w:val="20"/>
-              </w:rPr>
-              <w:t>—</w:t>
-            </w:r>
-          </w:p>
-        </w:tc>
-        <w:tc>
-          <w:tcPr>
-            <w:tcW w:w="1690" w:type="dxa"/>
-            <w:tcMar>
-              <w:top w:w="60" w:type="dxa"/>
-              <w:left w:w="90" w:type="dxa"/>
-              <w:bottom w:w="60" w:type="dxa"/>
-              <w:right w:w="90" w:type="dxa"/>
-            </w:tcMar>
-          </w:tcPr>
-          <w:p>
-            <w:r>
-              <w:rPr>
-                <w:sz w:val="20"/>
-                <w:szCs w:val="20"/>
-              </w:rPr>
-              <w:t>—</w:t>
-            </w:r>
-          </w:p>
-        </w:tc>
-        <w:tc>
-          <w:tcPr>
-            <w:tcW w:w="1690" w:type="dxa"/>
-            <w:tcMar>
-              <w:top w:w="60" w:type="dxa"/>
-              <w:left w:w="90" w:type="dxa"/>
-              <w:bottom w:w="60" w:type="dxa"/>
-              <w:right w:w="90" w:type="dxa"/>
-            </w:tcMar>
-          </w:tcPr>
-          <w:p>
-            <w:r>
-              <w:rPr>
-                <w:sz w:val="20"/>
-                <w:szCs w:val="20"/>
-              </w:rPr>
-              <w:t>—</w:t>
-            </w:r>
-          </w:p>
-        </w:tc>
-        <w:tc>
-          <w:tcPr>
-            <w:tcW w:w="1690" w:type="dxa"/>
-            <w:tcMar>
-              <w:top w:w="60" w:type="dxa"/>
-              <w:left w:w="90" w:type="dxa"/>
-              <w:bottom w:w="60" w:type="dxa"/>
-              <w:right w:w="90" w:type="dxa"/>
-            </w:tcMar>
-          </w:tcPr>
-          <w:p>
-            <w:r>
-              <w:rPr>
-                <w:sz w:val="20"/>
-                <w:szCs w:val="20"/>
-              </w:rPr>
-              <w:t>—</w:t>
-            </w:r>
-          </w:p>
-        </w:tc>
-      </w:tr>
-      <w:tr>
-        <w:tc>
-          <w:tcPr>
-            <w:tcW w:w="2600" w:type="dxa"/>
-            <w:shd w:val="clear" w:color="auto" w:fill="F1EFE8"/>
-            <w:tcMar>
-              <w:top w:w="60" w:type="dxa"/>
-              <w:left w:w="90" w:type="dxa"/>
-              <w:bottom w:w="60" w:type="dxa"/>
-              <w:right w:w="90" w:type="dxa"/>
-            </w:tcMar>
-          </w:tcPr>
-          <w:p>
-            <w:r>
-              <w:rPr>
-                <w:sz w:val="20"/>
-                <w:szCs w:val="20"/>
-              </w:rPr>
-              <w:t>Pooled (reference only)</w:t>
-            </w:r>
-          </w:p>
-        </w:tc>
-        <w:tc>
-          <w:tcPr>
-            <w:tcW w:w="1690" w:type="dxa"/>
-            <w:shd w:val="clear" w:color="auto" w:fill="F1EFE8"/>
-            <w:tcMar>
-              <w:top w:w="60" w:type="dxa"/>
-              <w:left w:w="90" w:type="dxa"/>
-              <w:bottom w:w="60" w:type="dxa"/>
-              <w:right w:w="90" w:type="dxa"/>
-            </w:tcMar>
-          </w:tcPr>
-          <w:p>
-            <w:r>
-              <w:rPr>
-                <w:sz w:val="20"/>
-                <w:szCs w:val="20"/>
-              </w:rPr>
-              <w:t>—</w:t>
-            </w:r>
-          </w:p>
-        </w:tc>
-        <w:tc>
-          <w:tcPr>
-            <w:tcW w:w="1690" w:type="dxa"/>
-            <w:shd w:val="clear" w:color="auto" w:fill="F1EFE8"/>
-            <w:tcMar>
-              <w:top w:w="60" w:type="dxa"/>
-              <w:left w:w="90" w:type="dxa"/>
-              <w:bottom w:w="60" w:type="dxa"/>
-              <w:right w:w="90" w:type="dxa"/>
-            </w:tcMar>
-          </w:tcPr>
-          <w:p>
-            <w:r>
-              <w:rPr>
-                <w:sz w:val="20"/>
-                <w:szCs w:val="20"/>
-              </w:rPr>
-              <w:t>—</w:t>
-            </w:r>
-          </w:p>
-        </w:tc>
-        <w:tc>
-          <w:tcPr>
-            <w:tcW w:w="1690" w:type="dxa"/>
-            <w:shd w:val="clear" w:color="auto" w:fill="F1EFE8"/>
-            <w:tcMar>
-              <w:top w:w="60" w:type="dxa"/>
-              <w:left w:w="90" w:type="dxa"/>
-              <w:bottom w:w="60" w:type="dxa"/>
-              <w:right w:w="90" w:type="dxa"/>
-            </w:tcMar>
-          </w:tcPr>
-          <w:p>
-            <w:r>
-              <w:rPr>
-                <w:sz w:val="20"/>
-                <w:szCs w:val="20"/>
-              </w:rPr>
-              <w:t>—</w:t>
-            </w:r>
-          </w:p>
-        </w:tc>
-        <w:tc>
-          <w:tcPr>
-            <w:tcW w:w="1690" w:type="dxa"/>
-            <w:shd w:val="clear" w:color="auto" w:fill="F1EFE8"/>
-            <w:tcMar>
-              <w:top w:w="60" w:type="dxa"/>
-              <w:left w:w="90" w:type="dxa"/>
-              <w:bottom w:w="60" w:type="dxa"/>
-              <w:right w:w="90" w:type="dxa"/>
-            </w:tcMar>
-          </w:tcPr>
-          <w:p>
-            <w:r>
-              <w:rPr>
-                <w:sz w:val="20"/>
-                <w:szCs w:val="20"/>
-              </w:rPr>
-              <w:t>—</w:t>
-            </w:r>
-          </w:p>
-        </w:tc>
-      </w:tr>
-    </w:tbl>
-    <w:p>
-      <w:pPr>
-        <w:spacing w:after="120"/>
-      </w:pPr>
-    </w:p>
-    <w:p>
-      <w:pPr>
-        <w:pStyle w:val="2"/>
-        <w:spacing w:before="220" w:after="100"/>
-      </w:pPr>
-      <w:bookmarkStart w:id="23" w:name="_Toc234339624"/>
-      <w:r>
-        <w:rPr>
-          <w:b/>
-          <w:bCs/>
-          <w:color w:val="2C2C2A"/>
-          <w:sz w:val="25"/>
-          <w:szCs w:val="25"/>
-        </w:rPr>
-        <w:t>6.1 Failure-mode breakdown</w:t>
-      </w:r>
-      <w:bookmarkEnd w:id="23"/>
-    </w:p>
-    <w:p>
-      <w:pPr>
-        <w:pBdr>
-          <w:top w:val="single" w:sz="4" w:space="4" w:color="EF9F27"/>
-          <w:left w:val="single" w:sz="18" w:space="8" w:color="BA7517"/>
-          <w:bottom w:val="single" w:sz="4" w:space="4" w:color="EF9F27"/>
-          <w:right w:val="single" w:sz="4" w:space="4" w:color="EF9F27"/>
-        </w:pBdr>
-        <w:shd w:val="clear" w:color="auto" w:fill="FAEEDA"/>
-        <w:spacing w:after="140" w:line="300" w:lineRule="auto"/>
-      </w:pPr>
-      <w:r>
-        <w:rPr>
-          <w:b/>
-          <w:bCs/>
-          <w:color w:val="854F0B"/>
-          <w:sz w:val="20"/>
-          <w:szCs w:val="20"/>
-        </w:rPr>
-        <w:t xml:space="preserve">TO COMPLETE — </w:t>
-      </w:r>
-      <w:r>
-        <w:rPr>
-          <w:i/>
-          <w:iCs/>
-          <w:color w:val="633806"/>
-          <w:sz w:val="20"/>
-          <w:szCs w:val="20"/>
-        </w:rPr>
-        <w:t>For each reference source, tabulate misses by cause (backs of heads, small top-view heads, dense overlaps, motion blur, helmeted, truncated) so the reader can see where the fine-tuned model still struggles and where it most improves over the base model.</w:t>
-      </w:r>
-    </w:p>
-    <w:p>
-      <w:pPr>
-        <w:pStyle w:val="2"/>
-        <w:spacing w:before="220" w:after="100"/>
-      </w:pPr>
-      <w:bookmarkStart w:id="24" w:name="_Toc234339625"/>
-      <w:r>
-        <w:rPr>
-          <w:b/>
-          <w:bCs/>
-          <w:color w:val="2C2C2A"/>
-          <w:sz w:val="25"/>
-          <w:szCs w:val="25"/>
-        </w:rPr>
-        <w:t>6.2 Qualitative comparison</w:t>
-      </w:r>
-      <w:bookmarkEnd w:id="24"/>
-    </w:p>
-    <w:p>
-      <w:pPr>
-        <w:pBdr>
-          <w:top w:val="single" w:sz="4" w:space="4" w:color="EF9F27"/>
-          <w:left w:val="single" w:sz="18" w:space="8" w:color="BA7517"/>
-          <w:bottom w:val="single" w:sz="4" w:space="4" w:color="EF9F27"/>
-          <w:right w:val="single" w:sz="4" w:space="4" w:color="EF9F27"/>
-        </w:pBdr>
-        <w:shd w:val="clear" w:color="auto" w:fill="FAEEDA"/>
-        <w:spacing w:after="140" w:line="300" w:lineRule="auto"/>
-      </w:pPr>
-      <w:r>
-        <w:rPr>
-          <w:b/>
-          <w:bCs/>
-          <w:color w:val="854F0B"/>
-          <w:sz w:val="20"/>
-          <w:szCs w:val="20"/>
-        </w:rPr>
-        <w:t>TO COMPInsert paired example frames: base model vs. FACEBLUR on the same difficult frame (e.g. a helmeted back-of-head, a top-view crowd row, a truncated edge head). Caption each with the specific failure the base model exhibited.</w:t>
-      </w:r>
-    </w:p>
-    <w:p>
-      <w:pPr>
-        <w:pStyle w:val="1"/>
-        <w:spacing w:before="320" w:after="140"/>
-      </w:pPr>
-      <w:bookmarkStart w:id="25" w:name="_Toc234339626"/>
-      <w:r>
-        <w:rPr>
-          <w:b/>
-          <w:bCs/>
-          <w:color w:val="1F3A5F"/>
-          <w:sz w:val="30"/>
-          <w:szCs w:val="30"/>
-        </w:rPr>
-        <w:t>7. Results</w:t>
-      </w:r>
-      <w:bookmarkEnd w:id="25"/>
-    </w:p>
-    <w:p>
-      <w:pPr>
-        <w:pBdr>
-          <w:top w:val="single" w:sz="4" w:space="4" w:color="EF9F27"/>
-          <w:left w:val="single" w:sz="18" w:space="8" w:color="BA7517"/>
-          <w:bottom w:val="single" w:sz="4" w:space="4" w:color="EF9F27"/>
-          <w:right w:val="single" w:sz="4" w:space="4" w:color="EF9F27"/>
-        </w:pBdr>
-        <w:shd w:val="clear" w:color="auto" w:fill="FAEEDA"/>
-        <w:spacing w:after="140" w:line="300" w:lineRule="auto"/>
-      </w:pPr>
-      <w:r>
-        <w:rPr>
-          <w:b/>
-          <w:bCs/>
-          <w:color w:val="854F0B"/>
-          <w:sz w:val="20"/>
-          <w:szCs w:val="20"/>
-        </w:rPr>
-        <w:t xml:space="preserve">TO COMPLETE — </w:t>
-      </w:r>
-      <w:r>
-        <w:rPr>
-          <w:i/>
-          <w:iCs/>
-          <w:color w:val="633806"/>
-          <w:sz w:val="20"/>
-          <w:szCs w:val="20"/>
-        </w:rPr>
-        <w:t>Summarize the headline findings once Section 6 is populated: the recall improvement of FACEBLUR over the base model on each reference source, which source improved most, whether the scarce top-view material remains weak, and confirmation that no train/validation leakage was present (per the split verification). State the number of labeling/retraining rounds required to reach the reported model.</w:t>
-      </w:r>
-    </w:p>
-    <w:p>
-      <w:pPr>
-        <w:pStyle w:val="2"/>
-        <w:spacing w:before="220" w:after="100"/>
-      </w:pPr>
-      <w:bookmarkStart w:id="26" w:name="_Toc234339627"/>
-      <w:r>
-        <w:rPr>
-          <w:b/>
-          <w:bCs/>
-          <w:color w:val="2C2C2A"/>
-          <w:sz w:val="25"/>
-          <w:szCs w:val="25"/>
-        </w:rPr>
-        <w:t>7.1 Interpretation</w:t>
-      </w:r>
-      <w:bookmarkEnd w:id="26"/>
-    </w:p>
-    <w:p>
-      <w:pPr>
-        <w:pBdr>
-          <w:top w:val="single" w:sz="4" w:space="4" w:color="EF9F27"/>
-          <w:left w:val="single" w:sz="18" w:space="8" w:color="BA7517"/>
-          <w:bottom w:val="single" w:sz="4" w:space="4" w:color="EF9F27"/>
-          <w:right w:val="single" w:sz="4" w:space="4" w:color="EF9F27"/>
-        </w:pBdr>
-        <w:shd w:val="clear" w:color="auto" w:fill="FAEEDA"/>
-        <w:spacing w:after="140" w:line="300" w:lineRule="auto"/>
-      </w:pPr>
-      <w:r>
-        <w:rPr>
-          <w:b/>
-          <w:bCs/>
-          <w:color w:val="854F0B"/>
-          <w:sz w:val="20"/>
-          <w:szCs w:val="20"/>
-        </w:rPr>
-        <w:t xml:space="preserve">TO COMPLETE — </w:t>
-      </w:r>
-      <w:r>
-        <w:rPr>
-          <w:i/>
-          <w:iCs/>
-          <w:color w:val="633806"/>
-          <w:sz w:val="20"/>
-          <w:szCs w:val="20"/>
-        </w:rPr>
-        <w:t>Relate the numbers back to the motivation: does the fine-tuned model close the specific gaps identified in Section 3 (obscured heads, unusual viewpoints, motion blur, small top-view heads)? Note whether the scarce, hard top-view crowd material holds up, since limited footage there is the main generalization risk.</w:t>
-      </w:r>
-    </w:p>
-    <w:p>
-      <w:pPr>
-        <w:pStyle w:val="1"/>
-        <w:spacing w:before="320" w:after="140"/>
-      </w:pPr>
-      <w:bookmarkStart w:id="27" w:name="_Toc234339628"/>
-      <w:r>
-        <w:rPr>
-          <w:b/>
-          <w:bCs/>
-          <w:color w:val="1F3A5F"/>
-          <w:sz w:val="30"/>
-          <w:szCs w:val="30"/>
-        </w:rPr>
-        <w:t>8. Discussion</w:t>
-      </w:r>
-      <w:bookmarkEnd w:id="27"/>
-    </w:p>
-    <w:p>
-      <w:pPr>
-        <w:spacing w:after="140" w:line="300" w:lineRule="auto"/>
-        <w:jc w:val="both"/>
-      </w:pPr>
-      <w:r>
-        <w:t xml:space="preserve">The design reflects a single consistent principle: for anonymization, coverage is the objective and a missed head is the critical failure. That principle explains the union of complementary detectors, the edge-strip recovery of truncated heads, the retention of hard cases during labeling, the recall-first evaluation, and the deliberate acceptance of slightly generous boxes. It also explains the most significant runtime decision — disabling the geometric fallback once a trained model exists — because that fallback's benefit (a coverage floor) is superseded by a good trained model, while its cost (gear-induced false positives) is not. </w:t>
-      </w:r>
-      <w:r>
-        <w:lastRenderedPageBreak/>
-        <w:t>The trade is only sound when the trained model is genuinely strong, which is why honest evaluation on held-aside footage — scoring the two contrasting reference sources separately — is not a formality but the load-bearing element of the whole method.</w:t>
-      </w:r>
-    </w:p>
-    <w:p>
-      <w:pPr>
-        <w:pStyle w:val="1"/>
-        <w:spacing w:before="320" w:after="140"/>
-      </w:pPr>
-      <w:bookmarkStart w:id="28" w:name="_Toc234339629"/>
-      <w:r>
-        <w:rPr>
-          <w:b/>
-          <w:bCs/>
-          <w:color w:val="1F3A5F"/>
-          <w:sz w:val="30"/>
-          <w:szCs w:val="30"/>
-        </w:rPr>
-        <w:t>9. Limitations and Future Work</w:t>
-      </w:r>
-      <w:bookmarkEnd w:id="28"/>
-    </w:p>
-    <w:p>
-      <w:pPr>
-        <w:pStyle w:val="a4"/>
-        <w:numPr>
-          <w:ilvl w:val="0"/>
-          <w:numId w:val="2"/>
-        </w:numPr>
-        <w:spacing w:after="80" w:line="290" w:lineRule="auto"/>
-      </w:pPr>
-      <w:r>
-        <w:rPr>
-          <w:b/>
-        </w:rPr>
-        <w:t>Data dependence</w:t>
-      </w:r>
-      <w:r>
-        <w:t>: the model is only as robust as the diversity of the labeled footage; conditions under-represented in training — notably the scarce top-view crowd material — remain the main weakness, and the fix is more labeled frames of those conditions, not architectural change.</w:t>
-      </w:r>
-    </w:p>
-    <w:p>
-      <w:pPr>
-        <w:pStyle w:val="a4"/>
-        <w:numPr>
-          <w:ilvl w:val="0"/>
-          <w:numId w:val="2"/>
-        </w:numPr>
-        <w:spacing w:after="80" w:line="290" w:lineRule="auto"/>
-      </w:pPr>
-      <w:r>
-        <w:rPr>
-          <w:b/>
-          <w:bCs/>
-        </w:rPr>
-        <w:t>Resolution/speed trade</w:t>
-      </w:r>
-      <w:r>
-        <w:t>: raising inference resolution improves small- and distant-head recall but slows the head pass noticeably on CPU-only machines, and requires a matching change to the training size.</w:t>
-      </w:r>
-    </w:p>
-    <w:p>
-      <w:pPr>
-        <w:pStyle w:val="a4"/>
-        <w:numPr>
-          <w:ilvl w:val="0"/>
-          <w:numId w:val="2"/>
-        </w:numPr>
-        <w:spacing w:after="80" w:line="290" w:lineRule="auto"/>
-      </w:pPr>
-      <w:r>
-        <w:rPr>
-          <w:b/>
-        </w:rPr>
-        <w:t>Instance imbalance</w:t>
-      </w:r>
-      <w:r>
-        <w:t>: keeping the labeled head counts balanced between the sparse first-person footage and the dense top-view footage is an ongoing manual concern as new material is added.</w:t>
-      </w:r>
-    </w:p>
-    <w:p>
-      <w:pPr>
-        <w:pStyle w:val="a4"/>
-        <w:numPr>
-          <w:ilvl w:val="0"/>
-          <w:numId w:val="2"/>
-        </w:numPr>
-        <w:spacing w:after="80" w:line="290" w:lineRule="auto"/>
-      </w:pPr>
-      <w:r>
-        <w:rPr>
-          <w:b/>
-          <w:bCs/>
-        </w:rPr>
-        <w:t>Pending evaluation</w:t>
-      </w:r>
-      <w:r>
-        <w:t>: the quantitative performance comparison (Sections 6 and 7) remains to be completed.</w:t>
-      </w:r>
-    </w:p>
-    <w:p>
-      <w:pPr>
-        <w:spacing w:after="140" w:line="300" w:lineRule="auto"/>
-        <w:jc w:val="both"/>
-      </w:pPr>
-      <w:r>
-        <w:t>Future work includes automated instance-count balancing, multi-scale training to further reduce scale sensitivity, and an expanded held-aside test suite covering more of the hard, under-represented conditions — notably top-view crowds.</w:t>
-      </w:r>
-    </w:p>
-    <w:p>
-      <w:pPr>
-        <w:pStyle w:val="1"/>
-        <w:spacing w:before="320" w:after="140"/>
-      </w:pPr>
-      <w:bookmarkStart w:id="29" w:name="_Toc234339630"/>
-      <w:r>
-        <w:rPr>
-          <w:b/>
-          <w:bCs/>
-          <w:color w:val="1F3A5F"/>
-          <w:sz w:val="30"/>
-          <w:szCs w:val="30"/>
-        </w:rPr>
-        <w:t>10. Conclusion</w:t>
-      </w:r>
-      <w:bookmarkEnd w:id="29"/>
-    </w:p>
-    <w:p>
-      <w:pPr>
-        <w:spacing w:after="140" w:line="300" w:lineRule="auto"/>
-        <w:jc w:val="both"/>
-      </w:pPr>
-      <w:r>
-        <w:t>FACEBLUR targets a failure that matters: general detectors miss exactly the heads that anonymization most needs to cover — disguised, occluded, oddly posed, motion-blurred, and small. By fine-tuning a single-class head detector on custom footage, recovering edge cases with strip inference, using person-to-head geometry for both label bootstrapping and fallback, and enforcing a leakage-free evaluation that scores two contrasting reference sources separately, the project turns an unreliable off-the-shelf detector into a generalized head detector for extreme military and law-enforcement environments. The methodology is complete and reproducible; the remaining step is to populate the quantitative comparison and report the gains.</w:t>
-      </w:r>
-    </w:p>
-    <w:p>
-      <w:pPr>
-        <w:pStyle w:val="1"/>
-        <w:spacing w:before="320" w:after="140"/>
-      </w:pPr>
-      <w:bookmarkStart w:id="30" w:name="_Toc234339631"/>
-      <w:r>
-        <w:rPr>
-          <w:b/>
-          <w:bCs/>
-          <w:color w:val="1F3A5F"/>
-          <w:sz w:val="30"/>
-          <w:szCs w:val="30"/>
-        </w:rPr>
-        <w:t>References</w:t>
-      </w:r>
-      <w:bookmarkEnd w:id="30"/>
-    </w:p>
-    <w:p>
-      <w:pPr>
-        <w:spacing w:after="100" w:line="280" w:lineRule="auto"/>
-        <w:ind w:left="360" w:hanging="360"/>
-      </w:pPr>
-      <w:r>
-        <w:rPr>
-          <w:sz w:val="20"/>
-          <w:szCs w:val="20"/>
-        </w:rPr>
-        <w:t xml:space="preserve">[1] Redmon, J., </w:t>
-      </w:r>
-      <w:proofErr w:type="spellStart"/>
-      <w:r>
-        <w:rPr>
-          <w:sz w:val="20"/>
-          <w:szCs w:val="20"/>
-        </w:rPr>
-        <w:t>Divvala</w:t>
-      </w:r>
-      <w:proofErr w:type="spellEnd"/>
-      <w:r>
-        <w:rPr>
-          <w:sz w:val="20"/>
-          <w:szCs w:val="20"/>
-        </w:rPr>
-        <w:t xml:space="preserve">, S., </w:t>
-      </w:r>
-      <w:proofErr w:type="spellStart"/>
-      <w:r>
-        <w:rPr>
-          <w:sz w:val="20"/>
-          <w:szCs w:val="20"/>
-        </w:rPr>
-        <w:t>Girshick</w:t>
-      </w:r>
-      <w:proofErr w:type="spellEnd"/>
-      <w:r>
-        <w:rPr>
-          <w:sz w:val="20"/>
-          <w:szCs w:val="20"/>
-        </w:rPr>
-        <w:t>, R., &amp; Farhadi, A. (2016). You Only Look Once: Unified, Real-Time Object Detection. CVPR. [verify citation format for your venue]</w:t>
-      </w:r>
-    </w:p>
-    <w:p>
-      <w:pPr>
-        <w:spacing w:after="100" w:line="280" w:lineRule="auto"/>
-        <w:ind w:left="360" w:hanging="360"/>
-      </w:pPr>
-      <w:r>
-        <w:rPr>
-          <w:sz w:val="20"/>
-          <w:szCs w:val="20"/>
-        </w:rPr>
-        <w:t xml:space="preserve">[2] </w:t>
-      </w:r>
-      <w:proofErr w:type="spellStart"/>
-      <w:r>
-        <w:rPr>
-          <w:sz w:val="20"/>
-          <w:szCs w:val="20"/>
-        </w:rPr>
-        <w:t>Ultralytics</w:t>
-      </w:r>
-      <w:proofErr w:type="spellEnd"/>
-      <w:r>
-        <w:rPr>
-          <w:sz w:val="20"/>
-          <w:szCs w:val="20"/>
-        </w:rPr>
-        <w:t>. YOLO11 documentation. https://docs.ultralytics.com [accessed: add date]</w:t>
-      </w:r>
-    </w:p>
-    <w:p>
-      <w:pPr>
-        <w:spacing w:after="100" w:line="280" w:lineRule="auto"/>
-        <w:ind w:left="360" w:hanging="360"/>
-      </w:pPr>
-      <w:r>
-        <w:rPr>
-          <w:sz w:val="20"/>
-          <w:szCs w:val="20"/>
-        </w:rPr>
-        <w:t>[3] Lin, T.-Y., et al. (2014). Microsoft COCO: Common Objects in Context. ECCV. [verify]</w:t>
-      </w:r>
-    </w:p>
-    <w:p>
-      <w:pPr>
-        <w:spacing w:after="100" w:line="280" w:lineRule="auto"/>
-        <w:ind w:left="360" w:hanging="360"/>
-      </w:pPr>
-      <w:r>
-        <w:rPr>
-          <w:sz w:val="20"/>
-          <w:szCs w:val="20"/>
-        </w:rPr>
-        <w:t xml:space="preserve">[4] developer0hye. </w:t>
-      </w:r>
-      <w:proofErr w:type="spellStart"/>
-      <w:r>
-        <w:rPr>
-          <w:sz w:val="20"/>
-          <w:szCs w:val="20"/>
-        </w:rPr>
-        <w:t>Yolo_Label</w:t>
-      </w:r>
-      <w:proofErr w:type="spellEnd"/>
-      <w:r>
-        <w:rPr>
-          <w:sz w:val="20"/>
-          <w:szCs w:val="20"/>
-        </w:rPr>
-        <w:t xml:space="preserve"> (annotation tool). GitHub. [add release/version used]</w:t>
-      </w:r>
-    </w:p>
-    <w:p>
-      <w:pPr>
-        <w:pBdr>
-          <w:top w:val="single" w:sz="4" w:space="4" w:color="EF9F27"/>
-          <w:left w:val="single" w:sz="18" w:space="8" w:color="BA7517"/>
-          <w:bottom w:val="single" w:sz="4" w:space="4" w:color="EF9F27"/>
-          <w:right w:val="single" w:sz="4" w:space="4" w:color="EF9F27"/>
-        </w:pBdr>
-        <w:shd w:val="clear" w:color="auto" w:fill="FAEEDA"/>
-        <w:spacing w:after="140" w:line="300" w:lineRule="auto"/>
-      </w:pPr>
-      <w:r>
-        <w:rPr>
-          <w:b/>
-          <w:bCs/>
-          <w:color w:val="854F0B"/>
-          <w:sz w:val="20"/>
-          <w:szCs w:val="20"/>
-        </w:rPr>
-        <w:lastRenderedPageBreak/>
-        <w:t xml:space="preserve">TO COMPLETE — </w:t>
-      </w:r>
-      <w:r>
-        <w:rPr>
-          <w:i/>
-          <w:iCs/>
-          <w:color w:val="633806"/>
-          <w:sz w:val="20"/>
-          <w:szCs w:val="20"/>
-        </w:rPr>
         <w:t>Add citations for any head-detection or crowd-counting datasets/methods you reference, and for the specific augmentation and training techniques you rely on. Verify every reference before submission — do not submit the placeholders above unchecked.</w:t>
       </w:r>
     </w:p>
     <w:sectPr>
-      <w:footerReference w:type="default" r:id="rId8"/>
+      <w:footerReference w:type="default" r:id="rId14"/>
       <w:pgSz w:w="12240" w:h="15840"/>
       <w:pgMar w:top="1440" w:right="1440" w:bottom="1440" w:left="1440" w:header="708" w:footer="708" w:gutter="0"/>
       <w:cols w:space="720"/>
